--- a/assets/word/proxy_ru_v1.docx
+++ b/assets/word/proxy_ru_v1.docx
@@ -5,61 +5,290 @@
     <w:p>
       <w:pPr>
         <w:pStyle w:val="Title"/>
+        <w:widowControl/>
+        <w:jc w:val="center"/>
       </w:pPr>
       <w:r>
-        <w:t>Доверенность на получение документов</w:t>
+        <w:rPr>
+          <w:color w:val="000000"/>
+        </w:rPr>
+        <w:t>ДОВЕРЕННОСТЬ</w:t>
       </w:r>
     </w:p>
     <w:p>
+      <w:pPr>
+        <w:widowControl/>
+        <w:jc w:val="center"/>
+      </w:pPr>
       <w:r>
-        <w:t>Место: [Место составления]. Дата: [Дата документа].</w:t>
+        <w:rPr>
+          <w:color w:val="000000"/>
+        </w:rPr>
+        <w:t>на получение документов</w:t>
       </w:r>
     </w:p>
     <w:p>
+      <w:pPr>
+        <w:widowControl/>
+      </w:pPr>
       <w:r>
-        <w:t>Я, [Доверитель], [Реквизиты первой стороны], уполномочиваю представителя: [Представитель], [Реквизиты второй стороны].</w:t>
+        <w:rPr>
+          <w:color w:val="000000"/>
+        </w:rPr>
+        <w:t>Место составления: [Место составления]    Дата: [Дата документа]</w:t>
+      </w:r>
+    </w:p>
+    <w:p>
+      <w:pPr>
+        <w:widowControl/>
+      </w:pPr>
+      <w:r>
+        <w:rPr>
+          <w:color w:val="000000"/>
+        </w:rPr>
+        <w:t>Я, [Доверитель], [Реквизиты первой стороны], настоящей доверенностью уполномочиваю следующего представителя:</w:t>
+      </w:r>
+    </w:p>
+    <w:tbl>
+      <w:tblPr>
+        <w:tblW w:type="auto" w:w="0"/>
+        <w:jc w:val="center"/>
+        <w:tblLayout w:type="fixed"/>
+        <w:tblLook w:firstColumn="1" w:firstRow="1" w:lastColumn="0" w:lastRow="0" w:noHBand="0" w:noVBand="1" w:val="04A0"/>
+        <w:tblBorders>
+          <w:top w:val="single" w:sz="5" w:color="000000"/>
+          <w:left w:val="single" w:sz="5" w:color="000000"/>
+          <w:bottom w:val="single" w:sz="5" w:color="000000"/>
+          <w:right w:val="single" w:sz="5" w:color="000000"/>
+          <w:insideH w:val="single" w:sz="5" w:color="000000"/>
+          <w:insideV w:val="single" w:sz="5" w:color="000000"/>
+        </w:tblBorders>
+        <w:tblCellMar>
+          <w:top w:w="85" w:type="dxa"/>
+          <w:bottom w:w="85" w:type="dxa"/>
+          <w:left w:w="100" w:type="dxa"/>
+          <w:right w:w="100" w:type="dxa"/>
+        </w:tblCellMar>
+      </w:tblPr>
+      <w:tblGrid>
+        <w:gridCol w:w="2835"/>
+        <w:gridCol w:w="6803"/>
+      </w:tblGrid>
+      <w:tr>
+        <w:trPr>
+          <w:cantSplit/>
+          <w:tblHeader/>
+        </w:trPr>
+        <w:tc>
+          <w:tcPr>
+            <w:tcW w:type="dxa" w:w="2835"/>
+            <w:vAlign w:val="center"/>
+          </w:tcPr>
+          <w:p>
+            <w:pPr>
+              <w:spacing w:after="20" w:line="240" w:lineRule="auto"/>
+            </w:pPr>
+            <w:r>
+              <w:rPr>
+                <w:b/>
+                <w:sz w:val="21"/>
+                <w:color w:val="000000"/>
+              </w:rPr>
+              <w:t>Сведения</w:t>
+            </w:r>
+          </w:p>
+        </w:tc>
+        <w:tc>
+          <w:tcPr>
+            <w:tcW w:type="dxa" w:w="6803"/>
+            <w:vAlign w:val="center"/>
+          </w:tcPr>
+          <w:p>
+            <w:pPr>
+              <w:spacing w:after="20" w:line="240" w:lineRule="auto"/>
+            </w:pPr>
+            <w:r>
+              <w:rPr>
+                <w:b/>
+                <w:sz w:val="21"/>
+                <w:color w:val="000000"/>
+              </w:rPr>
+              <w:t>Данные представителя</w:t>
+            </w:r>
+          </w:p>
+        </w:tc>
+      </w:tr>
+      <w:tr>
+        <w:trPr>
+          <w:cantSplit/>
+        </w:trPr>
+        <w:tc>
+          <w:tcPr>
+            <w:tcW w:type="dxa" w:w="2835"/>
+            <w:vAlign w:val="center"/>
+          </w:tcPr>
+          <w:p>
+            <w:pPr>
+              <w:spacing w:after="20" w:line="240" w:lineRule="auto"/>
+            </w:pPr>
+            <w:r>
+              <w:rPr>
+                <w:b w:val="0"/>
+                <w:sz w:val="21"/>
+                <w:color w:val="000000"/>
+              </w:rPr>
+              <w:t>Представитель</w:t>
+            </w:r>
+          </w:p>
+        </w:tc>
+        <w:tc>
+          <w:tcPr>
+            <w:tcW w:type="dxa" w:w="6803"/>
+            <w:vAlign w:val="center"/>
+          </w:tcPr>
+          <w:p>
+            <w:pPr>
+              <w:spacing w:after="20" w:line="240" w:lineRule="auto"/>
+            </w:pPr>
+            <w:r>
+              <w:rPr>
+                <w:b w:val="0"/>
+                <w:sz w:val="21"/>
+                <w:color w:val="000000"/>
+              </w:rPr>
+              <w:t>[Представитель]</w:t>
+            </w:r>
+          </w:p>
+        </w:tc>
+      </w:tr>
+      <w:tr>
+        <w:trPr>
+          <w:cantSplit/>
+        </w:trPr>
+        <w:tc>
+          <w:tcPr>
+            <w:tcW w:type="dxa" w:w="2835"/>
+            <w:vAlign w:val="center"/>
+          </w:tcPr>
+          <w:p>
+            <w:pPr>
+              <w:spacing w:after="20" w:line="240" w:lineRule="auto"/>
+            </w:pPr>
+            <w:r>
+              <w:rPr>
+                <w:b w:val="0"/>
+                <w:sz w:val="21"/>
+                <w:color w:val="000000"/>
+              </w:rPr>
+              <w:t>Документ и адрес</w:t>
+            </w:r>
+          </w:p>
+        </w:tc>
+        <w:tc>
+          <w:tcPr>
+            <w:tcW w:type="dxa" w:w="6803"/>
+            <w:vAlign w:val="center"/>
+          </w:tcPr>
+          <w:p>
+            <w:pPr>
+              <w:spacing w:after="20" w:line="240" w:lineRule="auto"/>
+            </w:pPr>
+            <w:r>
+              <w:rPr>
+                <w:b w:val="0"/>
+                <w:sz w:val="21"/>
+                <w:color w:val="000000"/>
+              </w:rPr>
+              <w:t>[Реквизиты второй стороны]</w:t>
+            </w:r>
+          </w:p>
+        </w:tc>
+      </w:tr>
+    </w:tbl>
+    <w:p>
+      <w:pPr>
+        <w:pStyle w:val="Heading1"/>
+        <w:widowControl/>
+      </w:pPr>
+      <w:r>
+        <w:rPr>
+          <w:color w:val="000000"/>
+        </w:rPr>
+        <w:t>Предоставленные полномочия</w:t>
+      </w:r>
+    </w:p>
+    <w:p>
+      <w:pPr>
+        <w:widowControl/>
+      </w:pPr>
+      <w:r>
+        <w:rPr>
+          <w:color w:val="000000"/>
+        </w:rPr>
+        <w:t>1. Получить в организации: [Где получать документы].</w:t>
+      </w:r>
+    </w:p>
+    <w:p>
+      <w:pPr>
+        <w:widowControl/>
+      </w:pPr>
+      <w:r>
+        <w:rPr>
+          <w:color w:val="000000"/>
+        </w:rPr>
+        <w:t>2. Получить документы: [Какие документы получать].</w:t>
+      </w:r>
+    </w:p>
+    <w:p>
+      <w:pPr>
+        <w:widowControl/>
+      </w:pPr>
+      <w:r>
+        <w:rPr>
+          <w:color w:val="000000"/>
+        </w:rPr>
+        <w:t>3. Совершить сопутствующие действия: [Сопутствующие полномочия].</w:t>
       </w:r>
     </w:p>
     <w:p>
       <w:pPr>
         <w:pStyle w:val="Heading1"/>
+        <w:widowControl/>
       </w:pPr>
       <w:r>
-        <w:t>Полномочия</w:t>
-      </w:r>
-    </w:p>
-    <w:p>
-      <w:r>
-        <w:t>Место исполнения: [Где получать документы]. Получаемые документы: [Какие документы получать].</w:t>
-      </w:r>
-    </w:p>
-    <w:p>
-      <w:r>
-        <w:t>Сопутствующие действия: [Сопутствующие полномочия].</w:t>
+        <w:rPr>
+          <w:color w:val="000000"/>
+        </w:rPr>
+        <w:t>Срок и условия</w:t>
       </w:r>
     </w:p>
     <w:p>
       <w:pPr>
-        <w:pStyle w:val="Heading1"/>
+        <w:widowControl/>
       </w:pPr>
       <w:r>
-        <w:t>Срок и ограничения</w:t>
+        <w:rPr>
+          <w:color w:val="000000"/>
+        </w:rPr>
+        <w:t>Доверенность выдана без права передоверия и действует до [Дата окончания полномочий]. Полномочия ограничены перечисленными документами и действиями.</w:t>
       </w:r>
     </w:p>
     <w:p>
+      <w:pPr>
+        <w:widowControl/>
+      </w:pPr>
       <w:r>
-        <w:t>Доверенность действует до [Дата окончания полномочий], без права передоверия. Полномочия ограничены получением указанных документов и сопутствующими действиями. Дата выдачи приведена в начале документа; без неё доверенность недействительна.</w:t>
-      </w:r>
-    </w:p>
-    <w:p>
-      <w:r>
-        <w:t>Доверитель ____________________ / [Доверитель] /</w:t>
+        <w:rPr>
+          <w:color w:val="000000"/>
+        </w:rPr>
+        <w:t>Доверитель: ____________________ / [Доверитель] /</w:t>
       </w:r>
     </w:p>
     <w:sectPr>
       <w:footerReference w:type="default" r:id="rId9"/>
+      <w:headerReference w:type="default" r:id="rId10"/>
       <w:pgSz w:w="11906" w:h="16838"/>
-      <w:pgMar w:top="964" w:right="1134" w:bottom="964" w:left="1134" w:header="720" w:footer="720" w:gutter="0"/>
+      <w:pgMar w:top="1020" w:right="1020" w:bottom="1020" w:left="1247" w:header="720" w:footer="720" w:gutter="0"/>
       <w:cols w:space="720"/>
       <w:docGrid w:linePitch="360"/>
     </w:sectPr>
@@ -74,9 +303,26 @@
       <w:pStyle w:val="Footer"/>
       <w:jc w:val="center"/>
     </w:pPr>
+    <w:r>
+      <w:rPr>
+        <w:rFonts w:ascii="Times New Roman" w:hAnsi="Times New Roman"/>
+        <w:color w:val="000000"/>
+        <w:sz w:val="18"/>
+      </w:rPr>
+    </w:r>
     <w:fldSimple w:instr="PAGE"/>
   </w:p>
 </w:ftr>
+</file>
+
+<file path=word/header1.xml><?xml version="1.0" encoding="utf-8"?>
+<w:hdr xmlns:m="http://schemas.openxmlformats.org/officeDocument/2006/math" xmlns:mc="http://schemas.openxmlformats.org/markup-compatibility/2006" xmlns:mo="http://schemas.microsoft.com/office/mac/office/2008/main" xmlns:mv="urn:schemas-microsoft-com:mac:vml" xmlns:o="urn:schemas-microsoft-com:office:office" xmlns:r="http://schemas.openxmlformats.org/officeDocument/2006/relationships" xmlns:v="urn:schemas-microsoft-com:vml" xmlns:w10="urn:schemas-microsoft-com:office:word" xmlns:w14="http://schemas.microsoft.com/office/word/2010/wordml" xmlns:w="http://schemas.openxmlformats.org/wordprocessingml/2006/main" xmlns:wne="http://schemas.microsoft.com/office/word/2006/wordml" xmlns:wp14="http://schemas.microsoft.com/office/word/2010/wordprocessingDrawing" xmlns:wp="http://schemas.openxmlformats.org/drawingml/2006/wordprocessingDrawing" xmlns:wpc="http://schemas.microsoft.com/office/word/2010/wordprocessingCanvas" xmlns:wpg="http://schemas.microsoft.com/office/word/2010/wordprocessingGroup" xmlns:wpi="http://schemas.microsoft.com/office/word/2010/wordprocessingInk" xmlns:wps="http://schemas.microsoft.com/office/word/2010/wordprocessingShape" mc:Ignorable="w14 wp14">
+  <w:p>
+    <w:pPr>
+      <w:pStyle w:val="Header"/>
+    </w:pPr>
+  </w:p>
+</w:hdr>
 </file>
 
 <file path=word/numbering.xml><?xml version="1.0" encoding="utf-8"?>
@@ -443,7 +689,7 @@
     <w:qFormat/>
     <w:rsid w:val="00FC693F"/>
     <w:pPr>
-      <w:spacing w:after="100" w:line="250" w:lineRule="auto"/>
+      <w:spacing w:after="100" w:line="254" w:lineRule="auto"/>
     </w:pPr>
     <w:rPr>
       <w:rFonts w:ascii="Times New Roman" w:hAnsi="Times New Roman" w:eastAsia="Times New Roman" w:cs="Times New Roman"/>
@@ -506,7 +752,7 @@
     <w:pPr>
       <w:keepNext/>
       <w:keepLines/>
-      <w:spacing w:before="140" w:after="100" w:line="250" w:lineRule="auto"/>
+      <w:spacing w:before="180" w:after="100" w:line="254" w:lineRule="auto"/>
       <w:outlineLvl w:val="0"/>
     </w:pPr>
     <w:rPr>
@@ -514,7 +760,7 @@
       <w:b/>
       <w:bCs/>
       <w:color w:val="000000"/>
-      <w:sz w:val="24"/>
+      <w:sz w:val="23"/>
       <w:szCs w:val="28"/>
     </w:rPr>
   </w:style>
@@ -530,15 +776,15 @@
     <w:pPr>
       <w:keepNext/>
       <w:keepLines/>
-      <w:spacing w:before="200" w:after="0"/>
+      <w:spacing w:before="200" w:after="100" w:line="254" w:lineRule="auto"/>
       <w:outlineLvl w:val="1"/>
     </w:pPr>
     <w:rPr>
-      <w:rFonts w:asciiTheme="majorHAnsi" w:eastAsiaTheme="majorEastAsia" w:hAnsiTheme="majorHAnsi" w:cstheme="majorBidi"/>
+      <w:rFonts w:ascii="Times New Roman" w:hAnsi="Times New Roman" w:eastAsia="Times New Roman" w:cs="Times New Roman"/>
       <w:b/>
       <w:bCs/>
-      <w:color w:val="4F81BD" w:themeColor="accent1"/>
-      <w:sz w:val="26"/>
+      <w:color w:val="000000"/>
+      <w:sz w:val="22"/>
       <w:szCs w:val="26"/>
     </w:rPr>
   </w:style>
@@ -561,7 +807,7 @@
       <w:rFonts w:asciiTheme="majorHAnsi" w:eastAsiaTheme="majorEastAsia" w:hAnsiTheme="majorHAnsi" w:cstheme="majorBidi"/>
       <w:b/>
       <w:bCs/>
-      <w:color w:val="4F81BD" w:themeColor="accent1"/>
+      <w:color w:val="000000"/>
     </w:rPr>
   </w:style>
   <w:style w:type="paragraph" w:styleId="Heading4">
@@ -586,7 +832,7 @@
       <w:bCs/>
       <w:i/>
       <w:iCs/>
-      <w:color w:val="4F81BD" w:themeColor="accent1"/>
+      <w:color w:val="000000"/>
     </w:rPr>
   </w:style>
   <w:style w:type="paragraph" w:styleId="Heading5">
@@ -607,7 +853,7 @@
     </w:pPr>
     <w:rPr>
       <w:rFonts w:asciiTheme="majorHAnsi" w:eastAsiaTheme="majorEastAsia" w:hAnsiTheme="majorHAnsi" w:cstheme="majorBidi"/>
-      <w:color w:val="243F60" w:themeColor="accent1" w:themeShade="7F"/>
+      <w:color w:val="000000"/>
     </w:rPr>
   </w:style>
   <w:style w:type="paragraph" w:styleId="Heading6">
@@ -630,7 +876,7 @@
       <w:rFonts w:asciiTheme="majorHAnsi" w:eastAsiaTheme="majorEastAsia" w:hAnsiTheme="majorHAnsi" w:cstheme="majorBidi"/>
       <w:i/>
       <w:iCs/>
-      <w:color w:val="243F60" w:themeColor="accent1" w:themeShade="7F"/>
+      <w:color w:val="000000"/>
     </w:rPr>
   </w:style>
   <w:style w:type="paragraph" w:styleId="Heading7">
@@ -653,7 +899,7 @@
       <w:rFonts w:asciiTheme="majorHAnsi" w:eastAsiaTheme="majorEastAsia" w:hAnsiTheme="majorHAnsi" w:cstheme="majorBidi"/>
       <w:i/>
       <w:iCs/>
-      <w:color w:val="404040" w:themeColor="text1" w:themeTint="BF"/>
+      <w:color w:val="000000"/>
     </w:rPr>
   </w:style>
   <w:style w:type="paragraph" w:styleId="Heading8">
@@ -674,7 +920,7 @@
     </w:pPr>
     <w:rPr>
       <w:rFonts w:asciiTheme="majorHAnsi" w:eastAsiaTheme="majorEastAsia" w:hAnsiTheme="majorHAnsi" w:cstheme="majorBidi"/>
-      <w:color w:val="4F81BD" w:themeColor="accent1"/>
+      <w:color w:val="000000"/>
       <w:sz w:val="20"/>
       <w:szCs w:val="20"/>
     </w:rPr>
@@ -699,7 +945,7 @@
       <w:rFonts w:asciiTheme="majorHAnsi" w:eastAsiaTheme="majorEastAsia" w:hAnsiTheme="majorHAnsi" w:cstheme="majorBidi"/>
       <w:i/>
       <w:iCs/>
-      <w:color w:val="404040" w:themeColor="text1" w:themeTint="BF"/>
+      <w:color w:val="000000"/>
       <w:sz w:val="20"/>
       <w:szCs w:val="20"/>
     </w:rPr>
@@ -750,7 +996,7 @@
       <w:rFonts w:asciiTheme="majorHAnsi" w:eastAsiaTheme="majorEastAsia" w:hAnsiTheme="majorHAnsi" w:cstheme="majorBidi"/>
       <w:b/>
       <w:bCs/>
-      <w:color w:val="365F91" w:themeColor="accent1" w:themeShade="BF"/>
+      <w:color w:val="000000"/>
       <w:sz w:val="28"/>
       <w:szCs w:val="28"/>
     </w:rPr>
@@ -765,7 +1011,7 @@
       <w:rFonts w:asciiTheme="majorHAnsi" w:eastAsiaTheme="majorEastAsia" w:hAnsiTheme="majorHAnsi" w:cstheme="majorBidi"/>
       <w:b/>
       <w:bCs/>
-      <w:color w:val="4F81BD" w:themeColor="accent1"/>
+      <w:color w:val="000000"/>
       <w:sz w:val="26"/>
       <w:szCs w:val="26"/>
     </w:rPr>
@@ -780,7 +1026,7 @@
       <w:rFonts w:asciiTheme="majorHAnsi" w:eastAsiaTheme="majorEastAsia" w:hAnsiTheme="majorHAnsi" w:cstheme="majorBidi"/>
       <w:b/>
       <w:bCs/>
-      <w:color w:val="4F81BD" w:themeColor="accent1"/>
+      <w:color w:val="000000"/>
     </w:rPr>
   </w:style>
   <w:style w:type="paragraph" w:styleId="Title">
@@ -792,7 +1038,7 @@
     <w:qFormat/>
     <w:rsid w:val="00FC693F"/>
     <w:pPr>
-      <w:spacing w:after="100" w:line="250" w:lineRule="auto"/>
+      <w:spacing w:after="200" w:line="254" w:lineRule="auto"/>
       <w:contextualSpacing/>
     </w:pPr>
     <w:rPr>
@@ -801,7 +1047,7 @@
       <w:color w:val="000000"/>
       <w:spacing w:val="5"/>
       <w:kern w:val="28"/>
-      <w:sz w:val="32"/>
+      <w:sz w:val="28"/>
       <w:szCs w:val="52"/>
     </w:rPr>
   </w:style>
@@ -813,7 +1059,7 @@
     <w:rsid w:val="00FC693F"/>
     <w:rPr>
       <w:rFonts w:asciiTheme="majorHAnsi" w:eastAsiaTheme="majorEastAsia" w:hAnsiTheme="majorHAnsi" w:cstheme="majorBidi"/>
-      <w:color w:val="17365D" w:themeColor="text2" w:themeShade="BF"/>
+      <w:color w:val="000000"/>
       <w:spacing w:val="5"/>
       <w:kern w:val="28"/>
       <w:sz w:val="52"/>
@@ -837,7 +1083,7 @@
       <w:rFonts w:asciiTheme="majorHAnsi" w:eastAsiaTheme="majorEastAsia" w:hAnsiTheme="majorHAnsi" w:cstheme="majorBidi"/>
       <w:i/>
       <w:iCs/>
-      <w:color w:val="4F81BD" w:themeColor="accent1"/>
+      <w:color w:val="000000"/>
       <w:spacing w:val="15"/>
       <w:sz w:val="24"/>
       <w:szCs w:val="24"/>
@@ -853,7 +1099,7 @@
       <w:rFonts w:asciiTheme="majorHAnsi" w:eastAsiaTheme="majorEastAsia" w:hAnsiTheme="majorHAnsi" w:cstheme="majorBidi"/>
       <w:i/>
       <w:iCs/>
-      <w:color w:val="4F81BD" w:themeColor="accent1"/>
+      <w:color w:val="000000"/>
       <w:spacing w:val="15"/>
       <w:sz w:val="24"/>
       <w:szCs w:val="24"/>
@@ -1125,7 +1371,7 @@
     <w:rPr>
       <w:i/>
       <w:iCs/>
-      <w:color w:val="000000" w:themeColor="text1"/>
+      <w:color w:val="000000"/>
     </w:rPr>
   </w:style>
   <w:style w:type="character" w:customStyle="1" w:styleId="QuoteChar">
@@ -1137,7 +1383,7 @@
     <w:rPr>
       <w:i/>
       <w:iCs/>
-      <w:color w:val="000000" w:themeColor="text1"/>
+      <w:color w:val="000000"/>
     </w:rPr>
   </w:style>
   <w:style w:type="character" w:customStyle="1" w:styleId="Heading4Char">
@@ -1153,7 +1399,7 @@
       <w:bCs/>
       <w:i/>
       <w:iCs/>
-      <w:color w:val="4F81BD" w:themeColor="accent1"/>
+      <w:color w:val="000000"/>
     </w:rPr>
   </w:style>
   <w:style w:type="character" w:customStyle="1" w:styleId="Heading5Char">
@@ -1165,7 +1411,7 @@
     <w:rsid w:val="00FC693F"/>
     <w:rPr>
       <w:rFonts w:asciiTheme="majorHAnsi" w:eastAsiaTheme="majorEastAsia" w:hAnsiTheme="majorHAnsi" w:cstheme="majorBidi"/>
-      <w:color w:val="243F60" w:themeColor="accent1" w:themeShade="7F"/>
+      <w:color w:val="000000"/>
     </w:rPr>
   </w:style>
   <w:style w:type="character" w:customStyle="1" w:styleId="Heading6Char">
@@ -1179,7 +1425,7 @@
       <w:rFonts w:asciiTheme="majorHAnsi" w:eastAsiaTheme="majorEastAsia" w:hAnsiTheme="majorHAnsi" w:cstheme="majorBidi"/>
       <w:i/>
       <w:iCs/>
-      <w:color w:val="243F60" w:themeColor="accent1" w:themeShade="7F"/>
+      <w:color w:val="000000"/>
     </w:rPr>
   </w:style>
   <w:style w:type="character" w:customStyle="1" w:styleId="Heading7Char">
@@ -1193,7 +1439,7 @@
       <w:rFonts w:asciiTheme="majorHAnsi" w:eastAsiaTheme="majorEastAsia" w:hAnsiTheme="majorHAnsi" w:cstheme="majorBidi"/>
       <w:i/>
       <w:iCs/>
-      <w:color w:val="404040" w:themeColor="text1" w:themeTint="BF"/>
+      <w:color w:val="000000"/>
     </w:rPr>
   </w:style>
   <w:style w:type="character" w:customStyle="1" w:styleId="Heading8Char">
@@ -1205,7 +1451,7 @@
     <w:rsid w:val="00FC693F"/>
     <w:rPr>
       <w:rFonts w:asciiTheme="majorHAnsi" w:eastAsiaTheme="majorEastAsia" w:hAnsiTheme="majorHAnsi" w:cstheme="majorBidi"/>
-      <w:color w:val="4F81BD" w:themeColor="accent1"/>
+      <w:color w:val="000000"/>
       <w:sz w:val="20"/>
       <w:szCs w:val="20"/>
     </w:rPr>
@@ -1221,7 +1467,7 @@
       <w:rFonts w:asciiTheme="majorHAnsi" w:eastAsiaTheme="majorEastAsia" w:hAnsiTheme="majorHAnsi" w:cstheme="majorBidi"/>
       <w:i/>
       <w:iCs/>
-      <w:color w:val="404040" w:themeColor="text1" w:themeTint="BF"/>
+      <w:color w:val="000000"/>
       <w:sz w:val="20"/>
       <w:szCs w:val="20"/>
     </w:rPr>
@@ -1241,7 +1487,7 @@
     <w:rPr>
       <w:b/>
       <w:bCs/>
-      <w:color w:val="4F81BD" w:themeColor="accent1"/>
+      <w:color w:val="000000"/>
       <w:sz w:val="18"/>
       <w:szCs w:val="18"/>
     </w:rPr>
@@ -1285,7 +1531,7 @@
       <w:bCs/>
       <w:i/>
       <w:iCs/>
-      <w:color w:val="4F81BD" w:themeColor="accent1"/>
+      <w:color w:val="000000"/>
     </w:rPr>
   </w:style>
   <w:style w:type="character" w:customStyle="1" w:styleId="IntenseQuoteChar">
@@ -1299,7 +1545,7 @@
       <w:bCs/>
       <w:i/>
       <w:iCs/>
-      <w:color w:val="4F81BD" w:themeColor="accent1"/>
+      <w:color w:val="000000"/>
     </w:rPr>
   </w:style>
   <w:style w:type="character" w:styleId="SubtleEmphasis">
@@ -1311,7 +1557,7 @@
     <w:rPr>
       <w:i/>
       <w:iCs/>
-      <w:color w:val="808080" w:themeColor="text1" w:themeTint="7F"/>
+      <w:color w:val="000000"/>
     </w:rPr>
   </w:style>
   <w:style w:type="character" w:styleId="IntenseEmphasis">
@@ -1325,7 +1571,7 @@
       <w:bCs/>
       <w:i/>
       <w:iCs/>
-      <w:color w:val="4F81BD" w:themeColor="accent1"/>
+      <w:color w:val="000000"/>
     </w:rPr>
   </w:style>
   <w:style w:type="character" w:styleId="SubtleReference">
@@ -1336,7 +1582,7 @@
     <w:rsid w:val="00FC693F"/>
     <w:rPr>
       <w:smallCaps/>
-      <w:color w:val="C0504D" w:themeColor="accent2"/>
+      <w:color w:val="000000"/>
       <w:u w:val="single"/>
     </w:rPr>
   </w:style>
@@ -1350,7 +1596,7 @@
       <w:b/>
       <w:bCs/>
       <w:smallCaps/>
-      <w:color w:val="C0504D" w:themeColor="accent2"/>
+      <w:color w:val="000000"/>
       <w:spacing w:val="5"/>
       <w:u w:val="single"/>
     </w:rPr>
@@ -1416,7 +1662,7 @@
       <w:spacing w:after="0" w:line="240" w:lineRule="auto"/>
     </w:pPr>
     <w:rPr>
-      <w:color w:val="000000" w:themeColor="text1" w:themeShade="BF"/>
+      <w:color w:val="000000"/>
     </w:rPr>
     <w:tblPr>
       <w:tblStyleRowBandSize w:val="1"/>
@@ -1519,7 +1765,7 @@
       <w:spacing w:after="0" w:line="240" w:lineRule="auto"/>
     </w:pPr>
     <w:rPr>
-      <w:color w:val="365F91" w:themeColor="accent1" w:themeShade="BF"/>
+      <w:color w:val="000000"/>
     </w:rPr>
     <w:tblPr>
       <w:tblStyleRowBandSize w:val="1"/>
@@ -1622,7 +1868,7 @@
       <w:spacing w:after="0" w:line="240" w:lineRule="auto"/>
     </w:pPr>
     <w:rPr>
-      <w:color w:val="943634" w:themeColor="accent2" w:themeShade="BF"/>
+      <w:color w:val="000000"/>
     </w:rPr>
     <w:tblPr>
       <w:tblStyleRowBandSize w:val="1"/>
@@ -1725,7 +1971,7 @@
       <w:spacing w:after="0" w:line="240" w:lineRule="auto"/>
     </w:pPr>
     <w:rPr>
-      <w:color w:val="76923C" w:themeColor="accent3" w:themeShade="BF"/>
+      <w:color w:val="000000"/>
     </w:rPr>
     <w:tblPr>
       <w:tblStyleRowBandSize w:val="1"/>
@@ -1828,7 +2074,7 @@
       <w:spacing w:after="0" w:line="240" w:lineRule="auto"/>
     </w:pPr>
     <w:rPr>
-      <w:color w:val="5F497A" w:themeColor="accent4" w:themeShade="BF"/>
+      <w:color w:val="000000"/>
     </w:rPr>
     <w:tblPr>
       <w:tblStyleRowBandSize w:val="1"/>
@@ -1931,7 +2177,7 @@
       <w:spacing w:after="0" w:line="240" w:lineRule="auto"/>
     </w:pPr>
     <w:rPr>
-      <w:color w:val="31849B" w:themeColor="accent5" w:themeShade="BF"/>
+      <w:color w:val="000000"/>
     </w:rPr>
     <w:tblPr>
       <w:tblStyleRowBandSize w:val="1"/>
@@ -2034,7 +2280,7 @@
       <w:spacing w:after="0" w:line="240" w:lineRule="auto"/>
     </w:pPr>
     <w:rPr>
-      <w:color w:val="E36C0A" w:themeColor="accent6" w:themeShade="BF"/>
+      <w:color w:val="000000"/>
     </w:rPr>
     <w:tblPr>
       <w:tblStyleRowBandSize w:val="1"/>
@@ -2160,7 +2406,7 @@
       <w:rPr>
         <w:b/>
         <w:bCs/>
-        <w:color w:val="FFFFFF" w:themeColor="background1"/>
+        <w:color w:val="000000"/>
       </w:rPr>
       <w:tblPr/>
       <w:tcPr>
@@ -2252,7 +2498,7 @@
       <w:rPr>
         <w:b/>
         <w:bCs/>
-        <w:color w:val="FFFFFF" w:themeColor="background1"/>
+        <w:color w:val="000000"/>
       </w:rPr>
       <w:tblPr/>
       <w:tcPr>
@@ -2344,7 +2590,7 @@
       <w:rPr>
         <w:b/>
         <w:bCs/>
-        <w:color w:val="FFFFFF" w:themeColor="background1"/>
+        <w:color w:val="000000"/>
       </w:rPr>
       <w:tblPr/>
       <w:tcPr>
@@ -2436,7 +2682,7 @@
       <w:rPr>
         <w:b/>
         <w:bCs/>
-        <w:color w:val="FFFFFF" w:themeColor="background1"/>
+        <w:color w:val="000000"/>
       </w:rPr>
       <w:tblPr/>
       <w:tcPr>
@@ -2528,7 +2774,7 @@
       <w:rPr>
         <w:b/>
         <w:bCs/>
-        <w:color w:val="FFFFFF" w:themeColor="background1"/>
+        <w:color w:val="000000"/>
       </w:rPr>
       <w:tblPr/>
       <w:tcPr>
@@ -2620,7 +2866,7 @@
       <w:rPr>
         <w:b/>
         <w:bCs/>
-        <w:color w:val="FFFFFF" w:themeColor="background1"/>
+        <w:color w:val="000000"/>
       </w:rPr>
       <w:tblPr/>
       <w:tcPr>
@@ -2712,7 +2958,7 @@
       <w:rPr>
         <w:b/>
         <w:bCs/>
-        <w:color w:val="FFFFFF" w:themeColor="background1"/>
+        <w:color w:val="000000"/>
       </w:rPr>
       <w:tblPr/>
       <w:tcPr>
@@ -3715,7 +3961,7 @@
       <w:rPr>
         <w:b/>
         <w:bCs/>
-        <w:color w:val="FFFFFF" w:themeColor="background1"/>
+        <w:color w:val="000000"/>
       </w:rPr>
       <w:tblPr/>
       <w:tcPr>
@@ -3821,7 +4067,7 @@
       <w:rPr>
         <w:b/>
         <w:bCs/>
-        <w:color w:val="FFFFFF" w:themeColor="background1"/>
+        <w:color w:val="000000"/>
       </w:rPr>
       <w:tblPr/>
       <w:tcPr>
@@ -3927,7 +4173,7 @@
       <w:rPr>
         <w:b/>
         <w:bCs/>
-        <w:color w:val="FFFFFF" w:themeColor="background1"/>
+        <w:color w:val="000000"/>
       </w:rPr>
       <w:tblPr/>
       <w:tcPr>
@@ -4033,7 +4279,7 @@
       <w:rPr>
         <w:b/>
         <w:bCs/>
-        <w:color w:val="FFFFFF" w:themeColor="background1"/>
+        <w:color w:val="000000"/>
       </w:rPr>
       <w:tblPr/>
       <w:tcPr>
@@ -4139,7 +4385,7 @@
       <w:rPr>
         <w:b/>
         <w:bCs/>
-        <w:color w:val="FFFFFF" w:themeColor="background1"/>
+        <w:color w:val="000000"/>
       </w:rPr>
       <w:tblPr/>
       <w:tcPr>
@@ -4245,7 +4491,7 @@
       <w:rPr>
         <w:b/>
         <w:bCs/>
-        <w:color w:val="FFFFFF" w:themeColor="background1"/>
+        <w:color w:val="000000"/>
       </w:rPr>
       <w:tblPr/>
       <w:tcPr>
@@ -4351,7 +4597,7 @@
       <w:rPr>
         <w:b/>
         <w:bCs/>
-        <w:color w:val="FFFFFF" w:themeColor="background1"/>
+        <w:color w:val="000000"/>
       </w:rPr>
       <w:tblPr/>
       <w:tcPr>
@@ -4454,7 +4700,7 @@
       <w:rPr>
         <w:b/>
         <w:bCs/>
-        <w:color w:val="FFFFFF" w:themeColor="background1"/>
+        <w:color w:val="000000"/>
       </w:rPr>
       <w:tblPr/>
       <w:tcPr>
@@ -4474,7 +4720,7 @@
         <w:spacing w:before="0" w:after="0" w:line="240" w:lineRule="auto"/>
       </w:pPr>
       <w:rPr>
-        <w:color w:val="auto"/>
+        <w:color w:val="000000"/>
       </w:rPr>
       <w:tblPr/>
       <w:tcPr>
@@ -4493,7 +4739,7 @@
       <w:rPr>
         <w:b/>
         <w:bCs/>
-        <w:color w:val="FFFFFF" w:themeColor="background1"/>
+        <w:color w:val="000000"/>
       </w:rPr>
       <w:tblPr/>
       <w:tcPr>
@@ -4512,7 +4758,7 @@
       <w:rPr>
         <w:b/>
         <w:bCs/>
-        <w:color w:val="FFFFFF" w:themeColor="background1"/>
+        <w:color w:val="000000"/>
       </w:rPr>
       <w:tblPr/>
       <w:tcPr>
@@ -4558,7 +4804,7 @@
     </w:tblStylePr>
     <w:tblStylePr w:type="nwCell">
       <w:rPr>
-        <w:color w:val="FFFFFF" w:themeColor="background1"/>
+        <w:color w:val="000000"/>
       </w:rPr>
       <w:tblPr/>
       <w:tcPr>
@@ -4603,7 +4849,7 @@
       <w:rPr>
         <w:b/>
         <w:bCs/>
-        <w:color w:val="FFFFFF" w:themeColor="background1"/>
+        <w:color w:val="000000"/>
       </w:rPr>
       <w:tblPr/>
       <w:tcPr>
@@ -4623,7 +4869,7 @@
         <w:spacing w:before="0" w:after="0" w:line="240" w:lineRule="auto"/>
       </w:pPr>
       <w:rPr>
-        <w:color w:val="auto"/>
+        <w:color w:val="000000"/>
       </w:rPr>
       <w:tblPr/>
       <w:tcPr>
@@ -4642,7 +4888,7 @@
       <w:rPr>
         <w:b/>
         <w:bCs/>
-        <w:color w:val="FFFFFF" w:themeColor="background1"/>
+        <w:color w:val="000000"/>
       </w:rPr>
       <w:tblPr/>
       <w:tcPr>
@@ -4661,7 +4907,7 @@
       <w:rPr>
         <w:b/>
         <w:bCs/>
-        <w:color w:val="FFFFFF" w:themeColor="background1"/>
+        <w:color w:val="000000"/>
       </w:rPr>
       <w:tblPr/>
       <w:tcPr>
@@ -4707,7 +4953,7 @@
     </w:tblStylePr>
     <w:tblStylePr w:type="nwCell">
       <w:rPr>
-        <w:color w:val="FFFFFF" w:themeColor="background1"/>
+        <w:color w:val="000000"/>
       </w:rPr>
       <w:tblPr/>
       <w:tcPr>
@@ -4752,7 +4998,7 @@
       <w:rPr>
         <w:b/>
         <w:bCs/>
-        <w:color w:val="FFFFFF" w:themeColor="background1"/>
+        <w:color w:val="000000"/>
       </w:rPr>
       <w:tblPr/>
       <w:tcPr>
@@ -4772,7 +5018,7 @@
         <w:spacing w:before="0" w:after="0" w:line="240" w:lineRule="auto"/>
       </w:pPr>
       <w:rPr>
-        <w:color w:val="auto"/>
+        <w:color w:val="000000"/>
       </w:rPr>
       <w:tblPr/>
       <w:tcPr>
@@ -4791,7 +5037,7 @@
       <w:rPr>
         <w:b/>
         <w:bCs/>
-        <w:color w:val="FFFFFF" w:themeColor="background1"/>
+        <w:color w:val="000000"/>
       </w:rPr>
       <w:tblPr/>
       <w:tcPr>
@@ -4810,7 +5056,7 @@
       <w:rPr>
         <w:b/>
         <w:bCs/>
-        <w:color w:val="FFFFFF" w:themeColor="background1"/>
+        <w:color w:val="000000"/>
       </w:rPr>
       <w:tblPr/>
       <w:tcPr>
@@ -4856,7 +5102,7 @@
     </w:tblStylePr>
     <w:tblStylePr w:type="nwCell">
       <w:rPr>
-        <w:color w:val="FFFFFF" w:themeColor="background1"/>
+        <w:color w:val="000000"/>
       </w:rPr>
       <w:tblPr/>
       <w:tcPr>
@@ -4901,7 +5147,7 @@
       <w:rPr>
         <w:b/>
         <w:bCs/>
-        <w:color w:val="FFFFFF" w:themeColor="background1"/>
+        <w:color w:val="000000"/>
       </w:rPr>
       <w:tblPr/>
       <w:tcPr>
@@ -4921,7 +5167,7 @@
         <w:spacing w:before="0" w:after="0" w:line="240" w:lineRule="auto"/>
       </w:pPr>
       <w:rPr>
-        <w:color w:val="auto"/>
+        <w:color w:val="000000"/>
       </w:rPr>
       <w:tblPr/>
       <w:tcPr>
@@ -4940,7 +5186,7 @@
       <w:rPr>
         <w:b/>
         <w:bCs/>
-        <w:color w:val="FFFFFF" w:themeColor="background1"/>
+        <w:color w:val="000000"/>
       </w:rPr>
       <w:tblPr/>
       <w:tcPr>
@@ -4959,7 +5205,7 @@
       <w:rPr>
         <w:b/>
         <w:bCs/>
-        <w:color w:val="FFFFFF" w:themeColor="background1"/>
+        <w:color w:val="000000"/>
       </w:rPr>
       <w:tblPr/>
       <w:tcPr>
@@ -5005,7 +5251,7 @@
     </w:tblStylePr>
     <w:tblStylePr w:type="nwCell">
       <w:rPr>
-        <w:color w:val="FFFFFF" w:themeColor="background1"/>
+        <w:color w:val="000000"/>
       </w:rPr>
       <w:tblPr/>
       <w:tcPr>
@@ -5050,7 +5296,7 @@
       <w:rPr>
         <w:b/>
         <w:bCs/>
-        <w:color w:val="FFFFFF" w:themeColor="background1"/>
+        <w:color w:val="000000"/>
       </w:rPr>
       <w:tblPr/>
       <w:tcPr>
@@ -5070,7 +5316,7 @@
         <w:spacing w:before="0" w:after="0" w:line="240" w:lineRule="auto"/>
       </w:pPr>
       <w:rPr>
-        <w:color w:val="auto"/>
+        <w:color w:val="000000"/>
       </w:rPr>
       <w:tblPr/>
       <w:tcPr>
@@ -5089,7 +5335,7 @@
       <w:rPr>
         <w:b/>
         <w:bCs/>
-        <w:color w:val="FFFFFF" w:themeColor="background1"/>
+        <w:color w:val="000000"/>
       </w:rPr>
       <w:tblPr/>
       <w:tcPr>
@@ -5108,7 +5354,7 @@
       <w:rPr>
         <w:b/>
         <w:bCs/>
-        <w:color w:val="FFFFFF" w:themeColor="background1"/>
+        <w:color w:val="000000"/>
       </w:rPr>
       <w:tblPr/>
       <w:tcPr>
@@ -5154,7 +5400,7 @@
     </w:tblStylePr>
     <w:tblStylePr w:type="nwCell">
       <w:rPr>
-        <w:color w:val="FFFFFF" w:themeColor="background1"/>
+        <w:color w:val="000000"/>
       </w:rPr>
       <w:tblPr/>
       <w:tcPr>
@@ -5199,7 +5445,7 @@
       <w:rPr>
         <w:b/>
         <w:bCs/>
-        <w:color w:val="FFFFFF" w:themeColor="background1"/>
+        <w:color w:val="000000"/>
       </w:rPr>
       <w:tblPr/>
       <w:tcPr>
@@ -5219,7 +5465,7 @@
         <w:spacing w:before="0" w:after="0" w:line="240" w:lineRule="auto"/>
       </w:pPr>
       <w:rPr>
-        <w:color w:val="auto"/>
+        <w:color w:val="000000"/>
       </w:rPr>
       <w:tblPr/>
       <w:tcPr>
@@ -5238,7 +5484,7 @@
       <w:rPr>
         <w:b/>
         <w:bCs/>
-        <w:color w:val="FFFFFF" w:themeColor="background1"/>
+        <w:color w:val="000000"/>
       </w:rPr>
       <w:tblPr/>
       <w:tcPr>
@@ -5257,7 +5503,7 @@
       <w:rPr>
         <w:b/>
         <w:bCs/>
-        <w:color w:val="FFFFFF" w:themeColor="background1"/>
+        <w:color w:val="000000"/>
       </w:rPr>
       <w:tblPr/>
       <w:tcPr>
@@ -5303,7 +5549,7 @@
     </w:tblStylePr>
     <w:tblStylePr w:type="nwCell">
       <w:rPr>
-        <w:color w:val="FFFFFF" w:themeColor="background1"/>
+        <w:color w:val="000000"/>
       </w:rPr>
       <w:tblPr/>
       <w:tcPr>
@@ -5348,7 +5594,7 @@
       <w:rPr>
         <w:b/>
         <w:bCs/>
-        <w:color w:val="FFFFFF" w:themeColor="background1"/>
+        <w:color w:val="000000"/>
       </w:rPr>
       <w:tblPr/>
       <w:tcPr>
@@ -5368,7 +5614,7 @@
         <w:spacing w:before="0" w:after="0" w:line="240" w:lineRule="auto"/>
       </w:pPr>
       <w:rPr>
-        <w:color w:val="auto"/>
+        <w:color w:val="000000"/>
       </w:rPr>
       <w:tblPr/>
       <w:tcPr>
@@ -5387,7 +5633,7 @@
       <w:rPr>
         <w:b/>
         <w:bCs/>
-        <w:color w:val="FFFFFF" w:themeColor="background1"/>
+        <w:color w:val="000000"/>
       </w:rPr>
       <w:tblPr/>
       <w:tcPr>
@@ -5406,7 +5652,7 @@
       <w:rPr>
         <w:b/>
         <w:bCs/>
-        <w:color w:val="FFFFFF" w:themeColor="background1"/>
+        <w:color w:val="000000"/>
       </w:rPr>
       <w:tblPr/>
       <w:tcPr>
@@ -5452,7 +5698,7 @@
     </w:tblStylePr>
     <w:tblStylePr w:type="nwCell">
       <w:rPr>
-        <w:color w:val="FFFFFF" w:themeColor="background1"/>
+        <w:color w:val="000000"/>
       </w:rPr>
       <w:tblPr/>
       <w:tcPr>
@@ -5476,7 +5722,7 @@
       <w:spacing w:after="0" w:line="240" w:lineRule="auto"/>
     </w:pPr>
     <w:rPr>
-      <w:color w:val="000000" w:themeColor="text1"/>
+      <w:color w:val="000000"/>
     </w:rPr>
     <w:tblPr>
       <w:tblStyleRowBandSize w:val="1"/>
@@ -5509,7 +5755,7 @@
       <w:rPr>
         <w:b/>
         <w:bCs/>
-        <w:color w:val="1F497D" w:themeColor="text2"/>
+        <w:color w:val="000000"/>
       </w:rPr>
       <w:tblPr/>
       <w:tcPr>
@@ -5560,7 +5806,7 @@
       <w:spacing w:after="0" w:line="240" w:lineRule="auto"/>
     </w:pPr>
     <w:rPr>
-      <w:color w:val="000000" w:themeColor="text1"/>
+      <w:color w:val="000000"/>
     </w:rPr>
     <w:tblPr>
       <w:tblStyleRowBandSize w:val="1"/>
@@ -5593,7 +5839,7 @@
       <w:rPr>
         <w:b/>
         <w:bCs/>
-        <w:color w:val="1F497D" w:themeColor="text2"/>
+        <w:color w:val="000000"/>
       </w:rPr>
       <w:tblPr/>
       <w:tcPr>
@@ -5644,7 +5890,7 @@
       <w:spacing w:after="0" w:line="240" w:lineRule="auto"/>
     </w:pPr>
     <w:rPr>
-      <w:color w:val="000000" w:themeColor="text1"/>
+      <w:color w:val="000000"/>
     </w:rPr>
     <w:tblPr>
       <w:tblStyleRowBandSize w:val="1"/>
@@ -5677,7 +5923,7 @@
       <w:rPr>
         <w:b/>
         <w:bCs/>
-        <w:color w:val="1F497D" w:themeColor="text2"/>
+        <w:color w:val="000000"/>
       </w:rPr>
       <w:tblPr/>
       <w:tcPr>
@@ -5728,7 +5974,7 @@
       <w:spacing w:after="0" w:line="240" w:lineRule="auto"/>
     </w:pPr>
     <w:rPr>
-      <w:color w:val="000000" w:themeColor="text1"/>
+      <w:color w:val="000000"/>
     </w:rPr>
     <w:tblPr>
       <w:tblStyleRowBandSize w:val="1"/>
@@ -5761,7 +6007,7 @@
       <w:rPr>
         <w:b/>
         <w:bCs/>
-        <w:color w:val="1F497D" w:themeColor="text2"/>
+        <w:color w:val="000000"/>
       </w:rPr>
       <w:tblPr/>
       <w:tcPr>
@@ -5812,7 +6058,7 @@
       <w:spacing w:after="0" w:line="240" w:lineRule="auto"/>
     </w:pPr>
     <w:rPr>
-      <w:color w:val="000000" w:themeColor="text1"/>
+      <w:color w:val="000000"/>
     </w:rPr>
     <w:tblPr>
       <w:tblStyleRowBandSize w:val="1"/>
@@ -5845,7 +6091,7 @@
       <w:rPr>
         <w:b/>
         <w:bCs/>
-        <w:color w:val="1F497D" w:themeColor="text2"/>
+        <w:color w:val="000000"/>
       </w:rPr>
       <w:tblPr/>
       <w:tcPr>
@@ -5896,7 +6142,7 @@
       <w:spacing w:after="0" w:line="240" w:lineRule="auto"/>
     </w:pPr>
     <w:rPr>
-      <w:color w:val="000000" w:themeColor="text1"/>
+      <w:color w:val="000000"/>
     </w:rPr>
     <w:tblPr>
       <w:tblStyleRowBandSize w:val="1"/>
@@ -5929,7 +6175,7 @@
       <w:rPr>
         <w:b/>
         <w:bCs/>
-        <w:color w:val="1F497D" w:themeColor="text2"/>
+        <w:color w:val="000000"/>
       </w:rPr>
       <w:tblPr/>
       <w:tcPr>
@@ -5980,7 +6226,7 @@
       <w:spacing w:after="0" w:line="240" w:lineRule="auto"/>
     </w:pPr>
     <w:rPr>
-      <w:color w:val="000000" w:themeColor="text1"/>
+      <w:color w:val="000000"/>
     </w:rPr>
     <w:tblPr>
       <w:tblStyleRowBandSize w:val="1"/>
@@ -6013,7 +6259,7 @@
       <w:rPr>
         <w:b/>
         <w:bCs/>
-        <w:color w:val="1F497D" w:themeColor="text2"/>
+        <w:color w:val="000000"/>
       </w:rPr>
       <w:tblPr/>
       <w:tcPr>
@@ -6065,7 +6311,7 @@
     </w:pPr>
     <w:rPr>
       <w:rFonts w:asciiTheme="majorHAnsi" w:eastAsiaTheme="majorEastAsia" w:hAnsiTheme="majorHAnsi" w:cstheme="majorBidi"/>
-      <w:color w:val="000000" w:themeColor="text1"/>
+      <w:color w:val="000000"/>
     </w:rPr>
     <w:tblPr>
       <w:tblStyleRowBandSize w:val="1"/>
@@ -6193,7 +6439,7 @@
     </w:pPr>
     <w:rPr>
       <w:rFonts w:asciiTheme="majorHAnsi" w:eastAsiaTheme="majorEastAsia" w:hAnsiTheme="majorHAnsi" w:cstheme="majorBidi"/>
-      <w:color w:val="000000" w:themeColor="text1"/>
+      <w:color w:val="000000"/>
     </w:rPr>
     <w:tblPr>
       <w:tblStyleRowBandSize w:val="1"/>
@@ -6321,7 +6567,7 @@
     </w:pPr>
     <w:rPr>
       <w:rFonts w:asciiTheme="majorHAnsi" w:eastAsiaTheme="majorEastAsia" w:hAnsiTheme="majorHAnsi" w:cstheme="majorBidi"/>
-      <w:color w:val="000000" w:themeColor="text1"/>
+      <w:color w:val="000000"/>
     </w:rPr>
     <w:tblPr>
       <w:tblStyleRowBandSize w:val="1"/>
@@ -6449,7 +6695,7 @@
     </w:pPr>
     <w:rPr>
       <w:rFonts w:asciiTheme="majorHAnsi" w:eastAsiaTheme="majorEastAsia" w:hAnsiTheme="majorHAnsi" w:cstheme="majorBidi"/>
-      <w:color w:val="000000" w:themeColor="text1"/>
+      <w:color w:val="000000"/>
     </w:rPr>
     <w:tblPr>
       <w:tblStyleRowBandSize w:val="1"/>
@@ -6577,7 +6823,7 @@
     </w:pPr>
     <w:rPr>
       <w:rFonts w:asciiTheme="majorHAnsi" w:eastAsiaTheme="majorEastAsia" w:hAnsiTheme="majorHAnsi" w:cstheme="majorBidi"/>
-      <w:color w:val="000000" w:themeColor="text1"/>
+      <w:color w:val="000000"/>
     </w:rPr>
     <w:tblPr>
       <w:tblStyleRowBandSize w:val="1"/>
@@ -6705,7 +6951,7 @@
     </w:pPr>
     <w:rPr>
       <w:rFonts w:asciiTheme="majorHAnsi" w:eastAsiaTheme="majorEastAsia" w:hAnsiTheme="majorHAnsi" w:cstheme="majorBidi"/>
-      <w:color w:val="000000" w:themeColor="text1"/>
+      <w:color w:val="000000"/>
     </w:rPr>
     <w:tblPr>
       <w:tblStyleRowBandSize w:val="1"/>
@@ -6833,7 +7079,7 @@
     </w:pPr>
     <w:rPr>
       <w:rFonts w:asciiTheme="majorHAnsi" w:eastAsiaTheme="majorEastAsia" w:hAnsiTheme="majorHAnsi" w:cstheme="majorBidi"/>
-      <w:color w:val="000000" w:themeColor="text1"/>
+      <w:color w:val="000000"/>
     </w:rPr>
     <w:tblPr>
       <w:tblStyleRowBandSize w:val="1"/>
@@ -7472,7 +7718,7 @@
     </w:pPr>
     <w:rPr>
       <w:rFonts w:asciiTheme="majorHAnsi" w:eastAsiaTheme="majorEastAsia" w:hAnsiTheme="majorHAnsi" w:cstheme="majorBidi"/>
-      <w:color w:val="000000" w:themeColor="text1"/>
+      <w:color w:val="000000"/>
     </w:rPr>
     <w:tblPr>
       <w:tblStyleRowBandSize w:val="1"/>
@@ -7500,7 +7746,7 @@
       <w:rPr>
         <w:b/>
         <w:bCs/>
-        <w:color w:val="000000" w:themeColor="text1"/>
+        <w:color w:val="000000"/>
       </w:rPr>
       <w:tblPr/>
       <w:tcPr>
@@ -7511,7 +7757,7 @@
       <w:rPr>
         <w:b/>
         <w:bCs/>
-        <w:color w:val="000000" w:themeColor="text1"/>
+        <w:color w:val="000000"/>
       </w:rPr>
       <w:tblPr/>
       <w:tcPr>
@@ -7530,7 +7776,7 @@
       <w:rPr>
         <w:b/>
         <w:bCs/>
-        <w:color w:val="000000" w:themeColor="text1"/>
+        <w:color w:val="000000"/>
       </w:rPr>
       <w:tblPr/>
       <w:tcPr>
@@ -7549,7 +7795,7 @@
       <w:rPr>
         <w:b w:val="0"/>
         <w:bCs w:val="0"/>
-        <w:color w:val="000000" w:themeColor="text1"/>
+        <w:color w:val="000000"/>
       </w:rPr>
       <w:tblPr/>
       <w:tcPr>
@@ -7597,7 +7843,7 @@
     </w:pPr>
     <w:rPr>
       <w:rFonts w:asciiTheme="majorHAnsi" w:eastAsiaTheme="majorEastAsia" w:hAnsiTheme="majorHAnsi" w:cstheme="majorBidi"/>
-      <w:color w:val="000000" w:themeColor="text1"/>
+      <w:color w:val="000000"/>
     </w:rPr>
     <w:tblPr>
       <w:tblStyleRowBandSize w:val="1"/>
@@ -7625,7 +7871,7 @@
       <w:rPr>
         <w:b/>
         <w:bCs/>
-        <w:color w:val="000000" w:themeColor="text1"/>
+        <w:color w:val="000000"/>
       </w:rPr>
       <w:tblPr/>
       <w:tcPr>
@@ -7636,7 +7882,7 @@
       <w:rPr>
         <w:b/>
         <w:bCs/>
-        <w:color w:val="000000" w:themeColor="text1"/>
+        <w:color w:val="000000"/>
       </w:rPr>
       <w:tblPr/>
       <w:tcPr>
@@ -7655,7 +7901,7 @@
       <w:rPr>
         <w:b/>
         <w:bCs/>
-        <w:color w:val="000000" w:themeColor="text1"/>
+        <w:color w:val="000000"/>
       </w:rPr>
       <w:tblPr/>
       <w:tcPr>
@@ -7674,7 +7920,7 @@
       <w:rPr>
         <w:b w:val="0"/>
         <w:bCs w:val="0"/>
-        <w:color w:val="000000" w:themeColor="text1"/>
+        <w:color w:val="000000"/>
       </w:rPr>
       <w:tblPr/>
       <w:tcPr>
@@ -7722,7 +7968,7 @@
     </w:pPr>
     <w:rPr>
       <w:rFonts w:asciiTheme="majorHAnsi" w:eastAsiaTheme="majorEastAsia" w:hAnsiTheme="majorHAnsi" w:cstheme="majorBidi"/>
-      <w:color w:val="000000" w:themeColor="text1"/>
+      <w:color w:val="000000"/>
     </w:rPr>
     <w:tblPr>
       <w:tblStyleRowBandSize w:val="1"/>
@@ -7750,7 +7996,7 @@
       <w:rPr>
         <w:b/>
         <w:bCs/>
-        <w:color w:val="000000" w:themeColor="text1"/>
+        <w:color w:val="000000"/>
       </w:rPr>
       <w:tblPr/>
       <w:tcPr>
@@ -7761,7 +8007,7 @@
       <w:rPr>
         <w:b/>
         <w:bCs/>
-        <w:color w:val="000000" w:themeColor="text1"/>
+        <w:color w:val="000000"/>
       </w:rPr>
       <w:tblPr/>
       <w:tcPr>
@@ -7780,7 +8026,7 @@
       <w:rPr>
         <w:b/>
         <w:bCs/>
-        <w:color w:val="000000" w:themeColor="text1"/>
+        <w:color w:val="000000"/>
       </w:rPr>
       <w:tblPr/>
       <w:tcPr>
@@ -7799,7 +8045,7 @@
       <w:rPr>
         <w:b w:val="0"/>
         <w:bCs w:val="0"/>
-        <w:color w:val="000000" w:themeColor="text1"/>
+        <w:color w:val="000000"/>
       </w:rPr>
       <w:tblPr/>
       <w:tcPr>
@@ -7847,7 +8093,7 @@
     </w:pPr>
     <w:rPr>
       <w:rFonts w:asciiTheme="majorHAnsi" w:eastAsiaTheme="majorEastAsia" w:hAnsiTheme="majorHAnsi" w:cstheme="majorBidi"/>
-      <w:color w:val="000000" w:themeColor="text1"/>
+      <w:color w:val="000000"/>
     </w:rPr>
     <w:tblPr>
       <w:tblStyleRowBandSize w:val="1"/>
@@ -7875,7 +8121,7 @@
       <w:rPr>
         <w:b/>
         <w:bCs/>
-        <w:color w:val="000000" w:themeColor="text1"/>
+        <w:color w:val="000000"/>
       </w:rPr>
       <w:tblPr/>
       <w:tcPr>
@@ -7886,7 +8132,7 @@
       <w:rPr>
         <w:b/>
         <w:bCs/>
-        <w:color w:val="000000" w:themeColor="text1"/>
+        <w:color w:val="000000"/>
       </w:rPr>
       <w:tblPr/>
       <w:tcPr>
@@ -7905,7 +8151,7 @@
       <w:rPr>
         <w:b/>
         <w:bCs/>
-        <w:color w:val="000000" w:themeColor="text1"/>
+        <w:color w:val="000000"/>
       </w:rPr>
       <w:tblPr/>
       <w:tcPr>
@@ -7924,7 +8170,7 @@
       <w:rPr>
         <w:b w:val="0"/>
         <w:bCs w:val="0"/>
-        <w:color w:val="000000" w:themeColor="text1"/>
+        <w:color w:val="000000"/>
       </w:rPr>
       <w:tblPr/>
       <w:tcPr>
@@ -7972,7 +8218,7 @@
     </w:pPr>
     <w:rPr>
       <w:rFonts w:asciiTheme="majorHAnsi" w:eastAsiaTheme="majorEastAsia" w:hAnsiTheme="majorHAnsi" w:cstheme="majorBidi"/>
-      <w:color w:val="000000" w:themeColor="text1"/>
+      <w:color w:val="000000"/>
     </w:rPr>
     <w:tblPr>
       <w:tblStyleRowBandSize w:val="1"/>
@@ -8000,7 +8246,7 @@
       <w:rPr>
         <w:b/>
         <w:bCs/>
-        <w:color w:val="000000" w:themeColor="text1"/>
+        <w:color w:val="000000"/>
       </w:rPr>
       <w:tblPr/>
       <w:tcPr>
@@ -8011,7 +8257,7 @@
       <w:rPr>
         <w:b/>
         <w:bCs/>
-        <w:color w:val="000000" w:themeColor="text1"/>
+        <w:color w:val="000000"/>
       </w:rPr>
       <w:tblPr/>
       <w:tcPr>
@@ -8030,7 +8276,7 @@
       <w:rPr>
         <w:b/>
         <w:bCs/>
-        <w:color w:val="000000" w:themeColor="text1"/>
+        <w:color w:val="000000"/>
       </w:rPr>
       <w:tblPr/>
       <w:tcPr>
@@ -8049,7 +8295,7 @@
       <w:rPr>
         <w:b w:val="0"/>
         <w:bCs w:val="0"/>
-        <w:color w:val="000000" w:themeColor="text1"/>
+        <w:color w:val="000000"/>
       </w:rPr>
       <w:tblPr/>
       <w:tcPr>
@@ -8097,7 +8343,7 @@
     </w:pPr>
     <w:rPr>
       <w:rFonts w:asciiTheme="majorHAnsi" w:eastAsiaTheme="majorEastAsia" w:hAnsiTheme="majorHAnsi" w:cstheme="majorBidi"/>
-      <w:color w:val="000000" w:themeColor="text1"/>
+      <w:color w:val="000000"/>
     </w:rPr>
     <w:tblPr>
       <w:tblStyleRowBandSize w:val="1"/>
@@ -8125,7 +8371,7 @@
       <w:rPr>
         <w:b/>
         <w:bCs/>
-        <w:color w:val="000000" w:themeColor="text1"/>
+        <w:color w:val="000000"/>
       </w:rPr>
       <w:tblPr/>
       <w:tcPr>
@@ -8136,7 +8382,7 @@
       <w:rPr>
         <w:b/>
         <w:bCs/>
-        <w:color w:val="000000" w:themeColor="text1"/>
+        <w:color w:val="000000"/>
       </w:rPr>
       <w:tblPr/>
       <w:tcPr>
@@ -8155,7 +8401,7 @@
       <w:rPr>
         <w:b/>
         <w:bCs/>
-        <w:color w:val="000000" w:themeColor="text1"/>
+        <w:color w:val="000000"/>
       </w:rPr>
       <w:tblPr/>
       <w:tcPr>
@@ -8174,7 +8420,7 @@
       <w:rPr>
         <w:b w:val="0"/>
         <w:bCs w:val="0"/>
-        <w:color w:val="000000" w:themeColor="text1"/>
+        <w:color w:val="000000"/>
       </w:rPr>
       <w:tblPr/>
       <w:tcPr>
@@ -8222,7 +8468,7 @@
     </w:pPr>
     <w:rPr>
       <w:rFonts w:asciiTheme="majorHAnsi" w:eastAsiaTheme="majorEastAsia" w:hAnsiTheme="majorHAnsi" w:cstheme="majorBidi"/>
-      <w:color w:val="000000" w:themeColor="text1"/>
+      <w:color w:val="000000"/>
     </w:rPr>
     <w:tblPr>
       <w:tblStyleRowBandSize w:val="1"/>
@@ -8250,7 +8496,7 @@
       <w:rPr>
         <w:b/>
         <w:bCs/>
-        <w:color w:val="000000" w:themeColor="text1"/>
+        <w:color w:val="000000"/>
       </w:rPr>
       <w:tblPr/>
       <w:tcPr>
@@ -8261,7 +8507,7 @@
       <w:rPr>
         <w:b/>
         <w:bCs/>
-        <w:color w:val="000000" w:themeColor="text1"/>
+        <w:color w:val="000000"/>
       </w:rPr>
       <w:tblPr/>
       <w:tcPr>
@@ -8280,7 +8526,7 @@
       <w:rPr>
         <w:b/>
         <w:bCs/>
-        <w:color w:val="000000" w:themeColor="text1"/>
+        <w:color w:val="000000"/>
       </w:rPr>
       <w:tblPr/>
       <w:tcPr>
@@ -8299,7 +8545,7 @@
       <w:rPr>
         <w:b w:val="0"/>
         <w:bCs w:val="0"/>
-        <w:color w:val="000000" w:themeColor="text1"/>
+        <w:color w:val="000000"/>
       </w:rPr>
       <w:tblPr/>
       <w:tcPr>
@@ -8373,7 +8619,7 @@
         <w:bCs/>
         <w:i w:val="0"/>
         <w:iCs w:val="0"/>
-        <w:color w:val="FFFFFF" w:themeColor="background1"/>
+        <w:color w:val="000000"/>
       </w:rPr>
       <w:tblPr/>
       <w:tcPr>
@@ -8394,7 +8640,7 @@
         <w:bCs/>
         <w:i w:val="0"/>
         <w:iCs w:val="0"/>
-        <w:color w:val="FFFFFF" w:themeColor="background1"/>
+        <w:color w:val="000000"/>
       </w:rPr>
       <w:tblPr/>
       <w:tcPr>
@@ -8415,7 +8661,7 @@
         <w:bCs/>
         <w:i w:val="0"/>
         <w:iCs w:val="0"/>
-        <w:color w:val="FFFFFF" w:themeColor="background1"/>
+        <w:color w:val="000000"/>
       </w:rPr>
       <w:tblPr/>
       <w:tcPr>
@@ -8434,7 +8680,7 @@
         <w:bCs/>
         <w:i w:val="0"/>
         <w:iCs w:val="0"/>
-        <w:color w:val="FFFFFF" w:themeColor="background1"/>
+        <w:color w:val="000000"/>
       </w:rPr>
       <w:tblPr/>
       <w:tcPr>
@@ -8514,7 +8760,7 @@
         <w:bCs/>
         <w:i w:val="0"/>
         <w:iCs w:val="0"/>
-        <w:color w:val="FFFFFF" w:themeColor="background1"/>
+        <w:color w:val="000000"/>
       </w:rPr>
       <w:tblPr/>
       <w:tcPr>
@@ -8535,7 +8781,7 @@
         <w:bCs/>
         <w:i w:val="0"/>
         <w:iCs w:val="0"/>
-        <w:color w:val="FFFFFF" w:themeColor="background1"/>
+        <w:color w:val="000000"/>
       </w:rPr>
       <w:tblPr/>
       <w:tcPr>
@@ -8556,7 +8802,7 @@
         <w:bCs/>
         <w:i w:val="0"/>
         <w:iCs w:val="0"/>
-        <w:color w:val="FFFFFF" w:themeColor="background1"/>
+        <w:color w:val="000000"/>
       </w:rPr>
       <w:tblPr/>
       <w:tcPr>
@@ -8575,7 +8821,7 @@
         <w:bCs/>
         <w:i w:val="0"/>
         <w:iCs w:val="0"/>
-        <w:color w:val="FFFFFF" w:themeColor="background1"/>
+        <w:color w:val="000000"/>
       </w:rPr>
       <w:tblPr/>
       <w:tcPr>
@@ -8655,7 +8901,7 @@
         <w:bCs/>
         <w:i w:val="0"/>
         <w:iCs w:val="0"/>
-        <w:color w:val="FFFFFF" w:themeColor="background1"/>
+        <w:color w:val="000000"/>
       </w:rPr>
       <w:tblPr/>
       <w:tcPr>
@@ -8676,7 +8922,7 @@
         <w:bCs/>
         <w:i w:val="0"/>
         <w:iCs w:val="0"/>
-        <w:color w:val="FFFFFF" w:themeColor="background1"/>
+        <w:color w:val="000000"/>
       </w:rPr>
       <w:tblPr/>
       <w:tcPr>
@@ -8697,7 +8943,7 @@
         <w:bCs/>
         <w:i w:val="0"/>
         <w:iCs w:val="0"/>
-        <w:color w:val="FFFFFF" w:themeColor="background1"/>
+        <w:color w:val="000000"/>
       </w:rPr>
       <w:tblPr/>
       <w:tcPr>
@@ -8716,7 +8962,7 @@
         <w:bCs/>
         <w:i w:val="0"/>
         <w:iCs w:val="0"/>
-        <w:color w:val="FFFFFF" w:themeColor="background1"/>
+        <w:color w:val="000000"/>
       </w:rPr>
       <w:tblPr/>
       <w:tcPr>
@@ -8796,7 +9042,7 @@
         <w:bCs/>
         <w:i w:val="0"/>
         <w:iCs w:val="0"/>
-        <w:color w:val="FFFFFF" w:themeColor="background1"/>
+        <w:color w:val="000000"/>
       </w:rPr>
       <w:tblPr/>
       <w:tcPr>
@@ -8817,7 +9063,7 @@
         <w:bCs/>
         <w:i w:val="0"/>
         <w:iCs w:val="0"/>
-        <w:color w:val="FFFFFF" w:themeColor="background1"/>
+        <w:color w:val="000000"/>
       </w:rPr>
       <w:tblPr/>
       <w:tcPr>
@@ -8838,7 +9084,7 @@
         <w:bCs/>
         <w:i w:val="0"/>
         <w:iCs w:val="0"/>
-        <w:color w:val="FFFFFF" w:themeColor="background1"/>
+        <w:color w:val="000000"/>
       </w:rPr>
       <w:tblPr/>
       <w:tcPr>
@@ -8857,7 +9103,7 @@
         <w:bCs/>
         <w:i w:val="0"/>
         <w:iCs w:val="0"/>
-        <w:color w:val="FFFFFF" w:themeColor="background1"/>
+        <w:color w:val="000000"/>
       </w:rPr>
       <w:tblPr/>
       <w:tcPr>
@@ -8937,7 +9183,7 @@
         <w:bCs/>
         <w:i w:val="0"/>
         <w:iCs w:val="0"/>
-        <w:color w:val="FFFFFF" w:themeColor="background1"/>
+        <w:color w:val="000000"/>
       </w:rPr>
       <w:tblPr/>
       <w:tcPr>
@@ -8958,7 +9204,7 @@
         <w:bCs/>
         <w:i w:val="0"/>
         <w:iCs w:val="0"/>
-        <w:color w:val="FFFFFF" w:themeColor="background1"/>
+        <w:color w:val="000000"/>
       </w:rPr>
       <w:tblPr/>
       <w:tcPr>
@@ -8979,7 +9225,7 @@
         <w:bCs/>
         <w:i w:val="0"/>
         <w:iCs w:val="0"/>
-        <w:color w:val="FFFFFF" w:themeColor="background1"/>
+        <w:color w:val="000000"/>
       </w:rPr>
       <w:tblPr/>
       <w:tcPr>
@@ -8998,7 +9244,7 @@
         <w:bCs/>
         <w:i w:val="0"/>
         <w:iCs w:val="0"/>
-        <w:color w:val="FFFFFF" w:themeColor="background1"/>
+        <w:color w:val="000000"/>
       </w:rPr>
       <w:tblPr/>
       <w:tcPr>
@@ -9078,7 +9324,7 @@
         <w:bCs/>
         <w:i w:val="0"/>
         <w:iCs w:val="0"/>
-        <w:color w:val="FFFFFF" w:themeColor="background1"/>
+        <w:color w:val="000000"/>
       </w:rPr>
       <w:tblPr/>
       <w:tcPr>
@@ -9099,7 +9345,7 @@
         <w:bCs/>
         <w:i w:val="0"/>
         <w:iCs w:val="0"/>
-        <w:color w:val="FFFFFF" w:themeColor="background1"/>
+        <w:color w:val="000000"/>
       </w:rPr>
       <w:tblPr/>
       <w:tcPr>
@@ -9120,7 +9366,7 @@
         <w:bCs/>
         <w:i w:val="0"/>
         <w:iCs w:val="0"/>
-        <w:color w:val="FFFFFF" w:themeColor="background1"/>
+        <w:color w:val="000000"/>
       </w:rPr>
       <w:tblPr/>
       <w:tcPr>
@@ -9139,7 +9385,7 @@
         <w:bCs/>
         <w:i w:val="0"/>
         <w:iCs w:val="0"/>
-        <w:color w:val="FFFFFF" w:themeColor="background1"/>
+        <w:color w:val="000000"/>
       </w:rPr>
       <w:tblPr/>
       <w:tcPr>
@@ -9219,7 +9465,7 @@
         <w:bCs/>
         <w:i w:val="0"/>
         <w:iCs w:val="0"/>
-        <w:color w:val="FFFFFF" w:themeColor="background1"/>
+        <w:color w:val="000000"/>
       </w:rPr>
       <w:tblPr/>
       <w:tcPr>
@@ -9240,7 +9486,7 @@
         <w:bCs/>
         <w:i w:val="0"/>
         <w:iCs w:val="0"/>
-        <w:color w:val="FFFFFF" w:themeColor="background1"/>
+        <w:color w:val="000000"/>
       </w:rPr>
       <w:tblPr/>
       <w:tcPr>
@@ -9261,7 +9507,7 @@
         <w:bCs/>
         <w:i w:val="0"/>
         <w:iCs w:val="0"/>
-        <w:color w:val="FFFFFF" w:themeColor="background1"/>
+        <w:color w:val="000000"/>
       </w:rPr>
       <w:tblPr/>
       <w:tcPr>
@@ -9280,7 +9526,7 @@
         <w:bCs/>
         <w:i w:val="0"/>
         <w:iCs w:val="0"/>
-        <w:color w:val="FFFFFF" w:themeColor="background1"/>
+        <w:color w:val="000000"/>
       </w:rPr>
       <w:tblPr/>
       <w:tcPr>
@@ -9333,7 +9579,7 @@
       <w:spacing w:after="0" w:line="240" w:lineRule="auto"/>
     </w:pPr>
     <w:rPr>
-      <w:color w:val="FFFFFF" w:themeColor="background1"/>
+      <w:color w:val="000000"/>
     </w:rPr>
     <w:tblPr>
       <w:tblStyleRowBandSize w:val="1"/>
@@ -9447,7 +9693,7 @@
       <w:spacing w:after="0" w:line="240" w:lineRule="auto"/>
     </w:pPr>
     <w:rPr>
-      <w:color w:val="FFFFFF" w:themeColor="background1"/>
+      <w:color w:val="000000"/>
     </w:rPr>
     <w:tblPr>
       <w:tblStyleRowBandSize w:val="1"/>
@@ -9561,7 +9807,7 @@
       <w:spacing w:after="0" w:line="240" w:lineRule="auto"/>
     </w:pPr>
     <w:rPr>
-      <w:color w:val="FFFFFF" w:themeColor="background1"/>
+      <w:color w:val="000000"/>
     </w:rPr>
     <w:tblPr>
       <w:tblStyleRowBandSize w:val="1"/>
@@ -9675,7 +9921,7 @@
       <w:spacing w:after="0" w:line="240" w:lineRule="auto"/>
     </w:pPr>
     <w:rPr>
-      <w:color w:val="FFFFFF" w:themeColor="background1"/>
+      <w:color w:val="000000"/>
     </w:rPr>
     <w:tblPr>
       <w:tblStyleRowBandSize w:val="1"/>
@@ -9789,7 +10035,7 @@
       <w:spacing w:after="0" w:line="240" w:lineRule="auto"/>
     </w:pPr>
     <w:rPr>
-      <w:color w:val="FFFFFF" w:themeColor="background1"/>
+      <w:color w:val="000000"/>
     </w:rPr>
     <w:tblPr>
       <w:tblStyleRowBandSize w:val="1"/>
@@ -9903,7 +10149,7 @@
       <w:spacing w:after="0" w:line="240" w:lineRule="auto"/>
     </w:pPr>
     <w:rPr>
-      <w:color w:val="FFFFFF" w:themeColor="background1"/>
+      <w:color w:val="000000"/>
     </w:rPr>
     <w:tblPr>
       <w:tblStyleRowBandSize w:val="1"/>
@@ -10017,7 +10263,7 @@
       <w:spacing w:after="0" w:line="240" w:lineRule="auto"/>
     </w:pPr>
     <w:rPr>
-      <w:color w:val="FFFFFF" w:themeColor="background1"/>
+      <w:color w:val="000000"/>
     </w:rPr>
     <w:tblPr>
       <w:tblStyleRowBandSize w:val="1"/>
@@ -10131,7 +10377,7 @@
       <w:spacing w:after="0" w:line="240" w:lineRule="auto"/>
     </w:pPr>
     <w:rPr>
-      <w:color w:val="000000" w:themeColor="text1"/>
+      <w:color w:val="000000"/>
     </w:rPr>
     <w:tblPr>
       <w:tblStyleRowBandSize w:val="1"/>
@@ -10177,7 +10423,7 @@
       <w:rPr>
         <w:b/>
         <w:bCs/>
-        <w:color w:val="FFFFFF" w:themeColor="background1"/>
+        <w:color w:val="000000"/>
       </w:rPr>
       <w:tblPr/>
       <w:tcPr>
@@ -10189,7 +10435,7 @@
     </w:tblStylePr>
     <w:tblStylePr w:type="firstCol">
       <w:rPr>
-        <w:color w:val="FFFFFF" w:themeColor="background1"/>
+        <w:color w:val="000000"/>
       </w:rPr>
       <w:tblPr/>
       <w:tcPr>
@@ -10206,7 +10452,7 @@
     </w:tblStylePr>
     <w:tblStylePr w:type="lastCol">
       <w:rPr>
-        <w:color w:val="FFFFFF" w:themeColor="background1"/>
+        <w:color w:val="000000"/>
       </w:rPr>
       <w:tblPr/>
       <w:tcPr>
@@ -10235,12 +10481,12 @@
     </w:tblStylePr>
     <w:tblStylePr w:type="neCell">
       <w:rPr>
-        <w:color w:val="000000" w:themeColor="text1"/>
+        <w:color w:val="000000"/>
       </w:rPr>
     </w:tblStylePr>
     <w:tblStylePr w:type="nwCell">
       <w:rPr>
-        <w:color w:val="000000" w:themeColor="text1"/>
+        <w:color w:val="000000"/>
       </w:rPr>
     </w:tblStylePr>
   </w:style>
@@ -10253,7 +10499,7 @@
       <w:spacing w:after="0" w:line="240" w:lineRule="auto"/>
     </w:pPr>
     <w:rPr>
-      <w:color w:val="000000" w:themeColor="text1"/>
+      <w:color w:val="000000"/>
     </w:rPr>
     <w:tblPr>
       <w:tblStyleRowBandSize w:val="1"/>
@@ -10299,7 +10545,7 @@
       <w:rPr>
         <w:b/>
         <w:bCs/>
-        <w:color w:val="FFFFFF" w:themeColor="background1"/>
+        <w:color w:val="000000"/>
       </w:rPr>
       <w:tblPr/>
       <w:tcPr>
@@ -10311,7 +10557,7 @@
     </w:tblStylePr>
     <w:tblStylePr w:type="firstCol">
       <w:rPr>
-        <w:color w:val="FFFFFF" w:themeColor="background1"/>
+        <w:color w:val="000000"/>
       </w:rPr>
       <w:tblPr/>
       <w:tcPr>
@@ -10328,7 +10574,7 @@
     </w:tblStylePr>
     <w:tblStylePr w:type="lastCol">
       <w:rPr>
-        <w:color w:val="FFFFFF" w:themeColor="background1"/>
+        <w:color w:val="000000"/>
       </w:rPr>
       <w:tblPr/>
       <w:tcPr>
@@ -10357,12 +10603,12 @@
     </w:tblStylePr>
     <w:tblStylePr w:type="neCell">
       <w:rPr>
-        <w:color w:val="000000" w:themeColor="text1"/>
+        <w:color w:val="000000"/>
       </w:rPr>
     </w:tblStylePr>
     <w:tblStylePr w:type="nwCell">
       <w:rPr>
-        <w:color w:val="000000" w:themeColor="text1"/>
+        <w:color w:val="000000"/>
       </w:rPr>
     </w:tblStylePr>
   </w:style>
@@ -10375,7 +10621,7 @@
       <w:spacing w:after="0" w:line="240" w:lineRule="auto"/>
     </w:pPr>
     <w:rPr>
-      <w:color w:val="000000" w:themeColor="text1"/>
+      <w:color w:val="000000"/>
     </w:rPr>
     <w:tblPr>
       <w:tblStyleRowBandSize w:val="1"/>
@@ -10421,7 +10667,7 @@
       <w:rPr>
         <w:b/>
         <w:bCs/>
-        <w:color w:val="FFFFFF" w:themeColor="background1"/>
+        <w:color w:val="000000"/>
       </w:rPr>
       <w:tblPr/>
       <w:tcPr>
@@ -10433,7 +10679,7 @@
     </w:tblStylePr>
     <w:tblStylePr w:type="firstCol">
       <w:rPr>
-        <w:color w:val="FFFFFF" w:themeColor="background1"/>
+        <w:color w:val="000000"/>
       </w:rPr>
       <w:tblPr/>
       <w:tcPr>
@@ -10450,7 +10696,7 @@
     </w:tblStylePr>
     <w:tblStylePr w:type="lastCol">
       <w:rPr>
-        <w:color w:val="FFFFFF" w:themeColor="background1"/>
+        <w:color w:val="000000"/>
       </w:rPr>
       <w:tblPr/>
       <w:tcPr>
@@ -10479,12 +10725,12 @@
     </w:tblStylePr>
     <w:tblStylePr w:type="neCell">
       <w:rPr>
-        <w:color w:val="000000" w:themeColor="text1"/>
+        <w:color w:val="000000"/>
       </w:rPr>
     </w:tblStylePr>
     <w:tblStylePr w:type="nwCell">
       <w:rPr>
-        <w:color w:val="000000" w:themeColor="text1"/>
+        <w:color w:val="000000"/>
       </w:rPr>
     </w:tblStylePr>
   </w:style>
@@ -10497,7 +10743,7 @@
       <w:spacing w:after="0" w:line="240" w:lineRule="auto"/>
     </w:pPr>
     <w:rPr>
-      <w:color w:val="000000" w:themeColor="text1"/>
+      <w:color w:val="000000"/>
     </w:rPr>
     <w:tblPr>
       <w:tblStyleRowBandSize w:val="1"/>
@@ -10543,7 +10789,7 @@
       <w:rPr>
         <w:b/>
         <w:bCs/>
-        <w:color w:val="FFFFFF" w:themeColor="background1"/>
+        <w:color w:val="000000"/>
       </w:rPr>
       <w:tblPr/>
       <w:tcPr>
@@ -10555,7 +10801,7 @@
     </w:tblStylePr>
     <w:tblStylePr w:type="firstCol">
       <w:rPr>
-        <w:color w:val="FFFFFF" w:themeColor="background1"/>
+        <w:color w:val="000000"/>
       </w:rPr>
       <w:tblPr/>
       <w:tcPr>
@@ -10572,7 +10818,7 @@
     </w:tblStylePr>
     <w:tblStylePr w:type="lastCol">
       <w:rPr>
-        <w:color w:val="FFFFFF" w:themeColor="background1"/>
+        <w:color w:val="000000"/>
       </w:rPr>
       <w:tblPr/>
       <w:tcPr>
@@ -10609,7 +10855,7 @@
       <w:spacing w:after="0" w:line="240" w:lineRule="auto"/>
     </w:pPr>
     <w:rPr>
-      <w:color w:val="000000" w:themeColor="text1"/>
+      <w:color w:val="000000"/>
     </w:rPr>
     <w:tblPr>
       <w:tblStyleRowBandSize w:val="1"/>
@@ -10655,7 +10901,7 @@
       <w:rPr>
         <w:b/>
         <w:bCs/>
-        <w:color w:val="FFFFFF" w:themeColor="background1"/>
+        <w:color w:val="000000"/>
       </w:rPr>
       <w:tblPr/>
       <w:tcPr>
@@ -10667,7 +10913,7 @@
     </w:tblStylePr>
     <w:tblStylePr w:type="firstCol">
       <w:rPr>
-        <w:color w:val="FFFFFF" w:themeColor="background1"/>
+        <w:color w:val="000000"/>
       </w:rPr>
       <w:tblPr/>
       <w:tcPr>
@@ -10684,7 +10930,7 @@
     </w:tblStylePr>
     <w:tblStylePr w:type="lastCol">
       <w:rPr>
-        <w:color w:val="FFFFFF" w:themeColor="background1"/>
+        <w:color w:val="000000"/>
       </w:rPr>
       <w:tblPr/>
       <w:tcPr>
@@ -10713,12 +10959,12 @@
     </w:tblStylePr>
     <w:tblStylePr w:type="neCell">
       <w:rPr>
-        <w:color w:val="000000" w:themeColor="text1"/>
+        <w:color w:val="000000"/>
       </w:rPr>
     </w:tblStylePr>
     <w:tblStylePr w:type="nwCell">
       <w:rPr>
-        <w:color w:val="000000" w:themeColor="text1"/>
+        <w:color w:val="000000"/>
       </w:rPr>
     </w:tblStylePr>
   </w:style>
@@ -10731,7 +10977,7 @@
       <w:spacing w:after="0" w:line="240" w:lineRule="auto"/>
     </w:pPr>
     <w:rPr>
-      <w:color w:val="000000" w:themeColor="text1"/>
+      <w:color w:val="000000"/>
     </w:rPr>
     <w:tblPr>
       <w:tblStyleRowBandSize w:val="1"/>
@@ -10777,7 +11023,7 @@
       <w:rPr>
         <w:b/>
         <w:bCs/>
-        <w:color w:val="FFFFFF" w:themeColor="background1"/>
+        <w:color w:val="000000"/>
       </w:rPr>
       <w:tblPr/>
       <w:tcPr>
@@ -10789,7 +11035,7 @@
     </w:tblStylePr>
     <w:tblStylePr w:type="firstCol">
       <w:rPr>
-        <w:color w:val="FFFFFF" w:themeColor="background1"/>
+        <w:color w:val="000000"/>
       </w:rPr>
       <w:tblPr/>
       <w:tcPr>
@@ -10806,7 +11052,7 @@
     </w:tblStylePr>
     <w:tblStylePr w:type="lastCol">
       <w:rPr>
-        <w:color w:val="FFFFFF" w:themeColor="background1"/>
+        <w:color w:val="000000"/>
       </w:rPr>
       <w:tblPr/>
       <w:tcPr>
@@ -10835,12 +11081,12 @@
     </w:tblStylePr>
     <w:tblStylePr w:type="neCell">
       <w:rPr>
-        <w:color w:val="000000" w:themeColor="text1"/>
+        <w:color w:val="000000"/>
       </w:rPr>
     </w:tblStylePr>
     <w:tblStylePr w:type="nwCell">
       <w:rPr>
-        <w:color w:val="000000" w:themeColor="text1"/>
+        <w:color w:val="000000"/>
       </w:rPr>
     </w:tblStylePr>
   </w:style>
@@ -10853,7 +11099,7 @@
       <w:spacing w:after="0" w:line="240" w:lineRule="auto"/>
     </w:pPr>
     <w:rPr>
-      <w:color w:val="000000" w:themeColor="text1"/>
+      <w:color w:val="000000"/>
     </w:rPr>
     <w:tblPr>
       <w:tblStyleRowBandSize w:val="1"/>
@@ -10899,7 +11145,7 @@
       <w:rPr>
         <w:b/>
         <w:bCs/>
-        <w:color w:val="FFFFFF" w:themeColor="background1"/>
+        <w:color w:val="000000"/>
       </w:rPr>
       <w:tblPr/>
       <w:tcPr>
@@ -10911,7 +11157,7 @@
     </w:tblStylePr>
     <w:tblStylePr w:type="firstCol">
       <w:rPr>
-        <w:color w:val="FFFFFF" w:themeColor="background1"/>
+        <w:color w:val="000000"/>
       </w:rPr>
       <w:tblPr/>
       <w:tcPr>
@@ -10928,7 +11174,7 @@
     </w:tblStylePr>
     <w:tblStylePr w:type="lastCol">
       <w:rPr>
-        <w:color w:val="FFFFFF" w:themeColor="background1"/>
+        <w:color w:val="000000"/>
       </w:rPr>
       <w:tblPr/>
       <w:tcPr>
@@ -10957,12 +11203,12 @@
     </w:tblStylePr>
     <w:tblStylePr w:type="neCell">
       <w:rPr>
-        <w:color w:val="000000" w:themeColor="text1"/>
+        <w:color w:val="000000"/>
       </w:rPr>
     </w:tblStylePr>
     <w:tblStylePr w:type="nwCell">
       <w:rPr>
-        <w:color w:val="000000" w:themeColor="text1"/>
+        <w:color w:val="000000"/>
       </w:rPr>
     </w:tblStylePr>
   </w:style>
@@ -10975,7 +11221,7 @@
       <w:spacing w:after="0" w:line="240" w:lineRule="auto"/>
     </w:pPr>
     <w:rPr>
-      <w:color w:val="000000" w:themeColor="text1"/>
+      <w:color w:val="000000"/>
     </w:rPr>
     <w:tblPr>
       <w:tblStyleRowBandSize w:val="1"/>
@@ -10995,7 +11241,7 @@
       <w:rPr>
         <w:b/>
         <w:bCs/>
-        <w:color w:val="FFFFFF" w:themeColor="background1"/>
+        <w:color w:val="000000"/>
       </w:rPr>
       <w:tblPr/>
       <w:tcPr>
@@ -11009,7 +11255,7 @@
       <w:rPr>
         <w:b/>
         <w:bCs/>
-        <w:color w:val="9E3A38" w:themeColor="accent2" w:themeShade="CC"/>
+        <w:color w:val="000000"/>
       </w:rPr>
       <w:tblPr/>
       <w:tcPr>
@@ -11061,7 +11307,7 @@
       <w:spacing w:after="0" w:line="240" w:lineRule="auto"/>
     </w:pPr>
     <w:rPr>
-      <w:color w:val="000000" w:themeColor="text1"/>
+      <w:color w:val="000000"/>
     </w:rPr>
     <w:tblPr>
       <w:tblStyleRowBandSize w:val="1"/>
@@ -11081,7 +11327,7 @@
       <w:rPr>
         <w:b/>
         <w:bCs/>
-        <w:color w:val="FFFFFF" w:themeColor="background1"/>
+        <w:color w:val="000000"/>
       </w:rPr>
       <w:tblPr/>
       <w:tcPr>
@@ -11095,7 +11341,7 @@
       <w:rPr>
         <w:b/>
         <w:bCs/>
-        <w:color w:val="9E3A38" w:themeColor="accent2" w:themeShade="CC"/>
+        <w:color w:val="000000"/>
       </w:rPr>
       <w:tblPr/>
       <w:tcPr>
@@ -11147,7 +11393,7 @@
       <w:spacing w:after="0" w:line="240" w:lineRule="auto"/>
     </w:pPr>
     <w:rPr>
-      <w:color w:val="000000" w:themeColor="text1"/>
+      <w:color w:val="000000"/>
     </w:rPr>
     <w:tblPr>
       <w:tblStyleRowBandSize w:val="1"/>
@@ -11167,7 +11413,7 @@
       <w:rPr>
         <w:b/>
         <w:bCs/>
-        <w:color w:val="FFFFFF" w:themeColor="background1"/>
+        <w:color w:val="000000"/>
       </w:rPr>
       <w:tblPr/>
       <w:tcPr>
@@ -11181,7 +11427,7 @@
       <w:rPr>
         <w:b/>
         <w:bCs/>
-        <w:color w:val="9E3A38" w:themeColor="accent2" w:themeShade="CC"/>
+        <w:color w:val="000000"/>
       </w:rPr>
       <w:tblPr/>
       <w:tcPr>
@@ -11233,7 +11479,7 @@
       <w:spacing w:after="0" w:line="240" w:lineRule="auto"/>
     </w:pPr>
     <w:rPr>
-      <w:color w:val="000000" w:themeColor="text1"/>
+      <w:color w:val="000000"/>
     </w:rPr>
     <w:tblPr>
       <w:tblStyleRowBandSize w:val="1"/>
@@ -11253,7 +11499,7 @@
       <w:rPr>
         <w:b/>
         <w:bCs/>
-        <w:color w:val="FFFFFF" w:themeColor="background1"/>
+        <w:color w:val="000000"/>
       </w:rPr>
       <w:tblPr/>
       <w:tcPr>
@@ -11267,7 +11513,7 @@
       <w:rPr>
         <w:b/>
         <w:bCs/>
-        <w:color w:val="664E82" w:themeColor="accent4" w:themeShade="CC"/>
+        <w:color w:val="000000"/>
       </w:rPr>
       <w:tblPr/>
       <w:tcPr>
@@ -11319,7 +11565,7 @@
       <w:spacing w:after="0" w:line="240" w:lineRule="auto"/>
     </w:pPr>
     <w:rPr>
-      <w:color w:val="000000" w:themeColor="text1"/>
+      <w:color w:val="000000"/>
     </w:rPr>
     <w:tblPr>
       <w:tblStyleRowBandSize w:val="1"/>
@@ -11339,7 +11585,7 @@
       <w:rPr>
         <w:b/>
         <w:bCs/>
-        <w:color w:val="FFFFFF" w:themeColor="background1"/>
+        <w:color w:val="000000"/>
       </w:rPr>
       <w:tblPr/>
       <w:tcPr>
@@ -11353,7 +11599,7 @@
       <w:rPr>
         <w:b/>
         <w:bCs/>
-        <w:color w:val="7E9C40" w:themeColor="accent3" w:themeShade="CC"/>
+        <w:color w:val="000000"/>
       </w:rPr>
       <w:tblPr/>
       <w:tcPr>
@@ -11405,7 +11651,7 @@
       <w:spacing w:after="0" w:line="240" w:lineRule="auto"/>
     </w:pPr>
     <w:rPr>
-      <w:color w:val="000000" w:themeColor="text1"/>
+      <w:color w:val="000000"/>
     </w:rPr>
     <w:tblPr>
       <w:tblStyleRowBandSize w:val="1"/>
@@ -11425,7 +11671,7 @@
       <w:rPr>
         <w:b/>
         <w:bCs/>
-        <w:color w:val="FFFFFF" w:themeColor="background1"/>
+        <w:color w:val="000000"/>
       </w:rPr>
       <w:tblPr/>
       <w:tcPr>
@@ -11439,7 +11685,7 @@
       <w:rPr>
         <w:b/>
         <w:bCs/>
-        <w:color w:val="F2730A" w:themeColor="accent6" w:themeShade="CC"/>
+        <w:color w:val="000000"/>
       </w:rPr>
       <w:tblPr/>
       <w:tcPr>
@@ -11491,7 +11737,7 @@
       <w:spacing w:after="0" w:line="240" w:lineRule="auto"/>
     </w:pPr>
     <w:rPr>
-      <w:color w:val="000000" w:themeColor="text1"/>
+      <w:color w:val="000000"/>
     </w:rPr>
     <w:tblPr>
       <w:tblStyleRowBandSize w:val="1"/>
@@ -11511,7 +11757,7 @@
       <w:rPr>
         <w:b/>
         <w:bCs/>
-        <w:color w:val="FFFFFF" w:themeColor="background1"/>
+        <w:color w:val="000000"/>
       </w:rPr>
       <w:tblPr/>
       <w:tcPr>
@@ -11525,7 +11771,7 @@
       <w:rPr>
         <w:b/>
         <w:bCs/>
-        <w:color w:val="348DA5" w:themeColor="accent5" w:themeShade="CC"/>
+        <w:color w:val="000000"/>
       </w:rPr>
       <w:tblPr/>
       <w:tcPr>
@@ -11577,7 +11823,7 @@
       <w:spacing w:after="0" w:line="240" w:lineRule="auto"/>
     </w:pPr>
     <w:rPr>
-      <w:color w:val="000000" w:themeColor="text1"/>
+      <w:color w:val="000000"/>
     </w:rPr>
     <w:tblPr>
       <w:tblStyleRowBandSize w:val="1"/>
@@ -11610,7 +11856,7 @@
       <w:rPr>
         <w:b/>
         <w:bCs/>
-        <w:color w:val="000000" w:themeColor="text1"/>
+        <w:color w:val="000000"/>
       </w:rPr>
       <w:tblPr/>
       <w:tcPr>
@@ -11619,7 +11865,7 @@
     </w:tblStylePr>
     <w:tblStylePr w:type="firstCol">
       <w:rPr>
-        <w:color w:val="FFFFFF" w:themeColor="background1"/>
+        <w:color w:val="000000"/>
       </w:rPr>
       <w:tblPr/>
       <w:tcPr>
@@ -11628,7 +11874,7 @@
     </w:tblStylePr>
     <w:tblStylePr w:type="lastCol">
       <w:rPr>
-        <w:color w:val="FFFFFF" w:themeColor="background1"/>
+        <w:color w:val="000000"/>
       </w:rPr>
       <w:tblPr/>
       <w:tcPr>
@@ -11657,7 +11903,7 @@
       <w:spacing w:after="0" w:line="240" w:lineRule="auto"/>
     </w:pPr>
     <w:rPr>
-      <w:color w:val="000000" w:themeColor="text1"/>
+      <w:color w:val="000000"/>
     </w:rPr>
     <w:tblPr>
       <w:tblStyleRowBandSize w:val="1"/>
@@ -11690,7 +11936,7 @@
       <w:rPr>
         <w:b/>
         <w:bCs/>
-        <w:color w:val="000000" w:themeColor="text1"/>
+        <w:color w:val="000000"/>
       </w:rPr>
       <w:tblPr/>
       <w:tcPr>
@@ -11699,7 +11945,7 @@
     </w:tblStylePr>
     <w:tblStylePr w:type="firstCol">
       <w:rPr>
-        <w:color w:val="FFFFFF" w:themeColor="background1"/>
+        <w:color w:val="000000"/>
       </w:rPr>
       <w:tblPr/>
       <w:tcPr>
@@ -11708,7 +11954,7 @@
     </w:tblStylePr>
     <w:tblStylePr w:type="lastCol">
       <w:rPr>
-        <w:color w:val="FFFFFF" w:themeColor="background1"/>
+        <w:color w:val="000000"/>
       </w:rPr>
       <w:tblPr/>
       <w:tcPr>
@@ -11737,7 +11983,7 @@
       <w:spacing w:after="0" w:line="240" w:lineRule="auto"/>
     </w:pPr>
     <w:rPr>
-      <w:color w:val="000000" w:themeColor="text1"/>
+      <w:color w:val="000000"/>
     </w:rPr>
     <w:tblPr>
       <w:tblStyleRowBandSize w:val="1"/>
@@ -11770,7 +12016,7 @@
       <w:rPr>
         <w:b/>
         <w:bCs/>
-        <w:color w:val="000000" w:themeColor="text1"/>
+        <w:color w:val="000000"/>
       </w:rPr>
       <w:tblPr/>
       <w:tcPr>
@@ -11779,7 +12025,7 @@
     </w:tblStylePr>
     <w:tblStylePr w:type="firstCol">
       <w:rPr>
-        <w:color w:val="FFFFFF" w:themeColor="background1"/>
+        <w:color w:val="000000"/>
       </w:rPr>
       <w:tblPr/>
       <w:tcPr>
@@ -11788,7 +12034,7 @@
     </w:tblStylePr>
     <w:tblStylePr w:type="lastCol">
       <w:rPr>
-        <w:color w:val="FFFFFF" w:themeColor="background1"/>
+        <w:color w:val="000000"/>
       </w:rPr>
       <w:tblPr/>
       <w:tcPr>
@@ -11817,7 +12063,7 @@
       <w:spacing w:after="0" w:line="240" w:lineRule="auto"/>
     </w:pPr>
     <w:rPr>
-      <w:color w:val="000000" w:themeColor="text1"/>
+      <w:color w:val="000000"/>
     </w:rPr>
     <w:tblPr>
       <w:tblStyleRowBandSize w:val="1"/>
@@ -11850,7 +12096,7 @@
       <w:rPr>
         <w:b/>
         <w:bCs/>
-        <w:color w:val="000000" w:themeColor="text1"/>
+        <w:color w:val="000000"/>
       </w:rPr>
       <w:tblPr/>
       <w:tcPr>
@@ -11859,7 +12105,7 @@
     </w:tblStylePr>
     <w:tblStylePr w:type="firstCol">
       <w:rPr>
-        <w:color w:val="FFFFFF" w:themeColor="background1"/>
+        <w:color w:val="000000"/>
       </w:rPr>
       <w:tblPr/>
       <w:tcPr>
@@ -11868,7 +12114,7 @@
     </w:tblStylePr>
     <w:tblStylePr w:type="lastCol">
       <w:rPr>
-        <w:color w:val="FFFFFF" w:themeColor="background1"/>
+        <w:color w:val="000000"/>
       </w:rPr>
       <w:tblPr/>
       <w:tcPr>
@@ -11897,7 +12143,7 @@
       <w:spacing w:after="0" w:line="240" w:lineRule="auto"/>
     </w:pPr>
     <w:rPr>
-      <w:color w:val="000000" w:themeColor="text1"/>
+      <w:color w:val="000000"/>
     </w:rPr>
     <w:tblPr>
       <w:tblStyleRowBandSize w:val="1"/>
@@ -11930,7 +12176,7 @@
       <w:rPr>
         <w:b/>
         <w:bCs/>
-        <w:color w:val="000000" w:themeColor="text1"/>
+        <w:color w:val="000000"/>
       </w:rPr>
       <w:tblPr/>
       <w:tcPr>
@@ -11939,7 +12185,7 @@
     </w:tblStylePr>
     <w:tblStylePr w:type="firstCol">
       <w:rPr>
-        <w:color w:val="FFFFFF" w:themeColor="background1"/>
+        <w:color w:val="000000"/>
       </w:rPr>
       <w:tblPr/>
       <w:tcPr>
@@ -11948,7 +12194,7 @@
     </w:tblStylePr>
     <w:tblStylePr w:type="lastCol">
       <w:rPr>
-        <w:color w:val="FFFFFF" w:themeColor="background1"/>
+        <w:color w:val="000000"/>
       </w:rPr>
       <w:tblPr/>
       <w:tcPr>
@@ -11977,7 +12223,7 @@
       <w:spacing w:after="0" w:line="240" w:lineRule="auto"/>
     </w:pPr>
     <w:rPr>
-      <w:color w:val="000000" w:themeColor="text1"/>
+      <w:color w:val="000000"/>
     </w:rPr>
     <w:tblPr>
       <w:tblStyleRowBandSize w:val="1"/>
@@ -12010,7 +12256,7 @@
       <w:rPr>
         <w:b/>
         <w:bCs/>
-        <w:color w:val="000000" w:themeColor="text1"/>
+        <w:color w:val="000000"/>
       </w:rPr>
       <w:tblPr/>
       <w:tcPr>
@@ -12019,7 +12265,7 @@
     </w:tblStylePr>
     <w:tblStylePr w:type="firstCol">
       <w:rPr>
-        <w:color w:val="FFFFFF" w:themeColor="background1"/>
+        <w:color w:val="000000"/>
       </w:rPr>
       <w:tblPr/>
       <w:tcPr>
@@ -12028,7 +12274,7 @@
     </w:tblStylePr>
     <w:tblStylePr w:type="lastCol">
       <w:rPr>
-        <w:color w:val="FFFFFF" w:themeColor="background1"/>
+        <w:color w:val="000000"/>
       </w:rPr>
       <w:tblPr/>
       <w:tcPr>
@@ -12057,7 +12303,7 @@
       <w:spacing w:after="0" w:line="240" w:lineRule="auto"/>
     </w:pPr>
     <w:rPr>
-      <w:color w:val="000000" w:themeColor="text1"/>
+      <w:color w:val="000000"/>
     </w:rPr>
     <w:tblPr>
       <w:tblStyleRowBandSize w:val="1"/>
@@ -12090,7 +12336,7 @@
       <w:rPr>
         <w:b/>
         <w:bCs/>
-        <w:color w:val="000000" w:themeColor="text1"/>
+        <w:color w:val="000000"/>
       </w:rPr>
       <w:tblPr/>
       <w:tcPr>
@@ -12099,7 +12345,7 @@
     </w:tblStylePr>
     <w:tblStylePr w:type="firstCol">
       <w:rPr>
-        <w:color w:val="FFFFFF" w:themeColor="background1"/>
+        <w:color w:val="000000"/>
       </w:rPr>
       <w:tblPr/>
       <w:tcPr>
@@ -12108,7 +12354,7 @@
     </w:tblStylePr>
     <w:tblStylePr w:type="lastCol">
       <w:rPr>
-        <w:color w:val="FFFFFF" w:themeColor="background1"/>
+        <w:color w:val="000000"/>
       </w:rPr>
       <w:tblPr/>
       <w:tcPr>
@@ -12310,7 +12556,7 @@
       <w:rFonts w:asciiTheme="majorHAnsi" w:eastAsiaTheme="majorEastAsia" w:hAnsiTheme="majorHAnsi" w:cstheme="majorBidi"/>
       <w:b/>
       <w:bCs/>
-      <w:color w:val="365F91" w:themeColor="accent1" w:themeShade="BF"/>
+      <w:color w:val="000000"/>
       <w:sz w:val="28"/>
       <w:szCs w:val="28"/>
     </w:rPr>
@@ -12334,7 +12580,7 @@
       <w:rFonts w:asciiTheme="majorHAnsi" w:eastAsiaTheme="majorEastAsia" w:hAnsiTheme="majorHAnsi" w:cstheme="majorBidi"/>
       <w:b/>
       <w:bCs/>
-      <w:color w:val="4F81BD" w:themeColor="accent1"/>
+      <w:color w:val="000000"/>
       <w:sz w:val="26"/>
       <w:szCs w:val="26"/>
     </w:rPr>
@@ -12358,7 +12604,7 @@
       <w:rFonts w:asciiTheme="majorHAnsi" w:eastAsiaTheme="majorEastAsia" w:hAnsiTheme="majorHAnsi" w:cstheme="majorBidi"/>
       <w:b/>
       <w:bCs/>
-      <w:color w:val="4F81BD" w:themeColor="accent1"/>
+      <w:color w:val="000000"/>
     </w:rPr>
   </w:style>
   <w:style w:type="paragraph" w:styleId="Heading4">
@@ -12383,7 +12629,7 @@
       <w:bCs/>
       <w:i/>
       <w:iCs/>
-      <w:color w:val="4F81BD" w:themeColor="accent1"/>
+      <w:color w:val="000000"/>
     </w:rPr>
   </w:style>
   <w:style w:type="paragraph" w:styleId="Heading5">
@@ -12404,7 +12650,7 @@
     </w:pPr>
     <w:rPr>
       <w:rFonts w:asciiTheme="majorHAnsi" w:eastAsiaTheme="majorEastAsia" w:hAnsiTheme="majorHAnsi" w:cstheme="majorBidi"/>
-      <w:color w:val="243F60" w:themeColor="accent1" w:themeShade="7F"/>
+      <w:color w:val="000000"/>
     </w:rPr>
   </w:style>
   <w:style w:type="paragraph" w:styleId="Heading6">
@@ -12427,7 +12673,7 @@
       <w:rFonts w:asciiTheme="majorHAnsi" w:eastAsiaTheme="majorEastAsia" w:hAnsiTheme="majorHAnsi" w:cstheme="majorBidi"/>
       <w:i/>
       <w:iCs/>
-      <w:color w:val="243F60" w:themeColor="accent1" w:themeShade="7F"/>
+      <w:color w:val="000000"/>
     </w:rPr>
   </w:style>
   <w:style w:type="paragraph" w:styleId="Heading7">
@@ -12450,7 +12696,7 @@
       <w:rFonts w:asciiTheme="majorHAnsi" w:eastAsiaTheme="majorEastAsia" w:hAnsiTheme="majorHAnsi" w:cstheme="majorBidi"/>
       <w:i/>
       <w:iCs/>
-      <w:color w:val="404040" w:themeColor="text1" w:themeTint="BF"/>
+      <w:color w:val="000000"/>
     </w:rPr>
   </w:style>
   <w:style w:type="paragraph" w:styleId="Heading8">
@@ -12471,7 +12717,7 @@
     </w:pPr>
     <w:rPr>
       <w:rFonts w:asciiTheme="majorHAnsi" w:eastAsiaTheme="majorEastAsia" w:hAnsiTheme="majorHAnsi" w:cstheme="majorBidi"/>
-      <w:color w:val="4F81BD" w:themeColor="accent1"/>
+      <w:color w:val="000000"/>
       <w:sz w:val="20"/>
       <w:szCs w:val="20"/>
     </w:rPr>
@@ -12496,7 +12742,7 @@
       <w:rFonts w:asciiTheme="majorHAnsi" w:eastAsiaTheme="majorEastAsia" w:hAnsiTheme="majorHAnsi" w:cstheme="majorBidi"/>
       <w:i/>
       <w:iCs/>
-      <w:color w:val="404040" w:themeColor="text1" w:themeTint="BF"/>
+      <w:color w:val="000000"/>
       <w:sz w:val="20"/>
       <w:szCs w:val="20"/>
     </w:rPr>
@@ -12547,7 +12793,7 @@
       <w:rFonts w:asciiTheme="majorHAnsi" w:eastAsiaTheme="majorEastAsia" w:hAnsiTheme="majorHAnsi" w:cstheme="majorBidi"/>
       <w:b/>
       <w:bCs/>
-      <w:color w:val="365F91" w:themeColor="accent1" w:themeShade="BF"/>
+      <w:color w:val="000000"/>
       <w:sz w:val="28"/>
       <w:szCs w:val="28"/>
     </w:rPr>
@@ -12562,7 +12808,7 @@
       <w:rFonts w:asciiTheme="majorHAnsi" w:eastAsiaTheme="majorEastAsia" w:hAnsiTheme="majorHAnsi" w:cstheme="majorBidi"/>
       <w:b/>
       <w:bCs/>
-      <w:color w:val="4F81BD" w:themeColor="accent1"/>
+      <w:color w:val="000000"/>
       <w:sz w:val="26"/>
       <w:szCs w:val="26"/>
     </w:rPr>
@@ -12577,7 +12823,7 @@
       <w:rFonts w:asciiTheme="majorHAnsi" w:eastAsiaTheme="majorEastAsia" w:hAnsiTheme="majorHAnsi" w:cstheme="majorBidi"/>
       <w:b/>
       <w:bCs/>
-      <w:color w:val="4F81BD" w:themeColor="accent1"/>
+      <w:color w:val="000000"/>
     </w:rPr>
   </w:style>
   <w:style w:type="paragraph" w:styleId="Title">
@@ -12597,7 +12843,7 @@
     </w:pPr>
     <w:rPr>
       <w:rFonts w:asciiTheme="majorHAnsi" w:eastAsiaTheme="majorEastAsia" w:hAnsiTheme="majorHAnsi" w:cstheme="majorBidi"/>
-      <w:color w:val="17365D" w:themeColor="text2" w:themeShade="BF"/>
+      <w:color w:val="000000"/>
       <w:spacing w:val="5"/>
       <w:kern w:val="28"/>
       <w:sz w:val="52"/>
@@ -12612,7 +12858,7 @@
     <w:rsid w:val="00FC693F"/>
     <w:rPr>
       <w:rFonts w:asciiTheme="majorHAnsi" w:eastAsiaTheme="majorEastAsia" w:hAnsiTheme="majorHAnsi" w:cstheme="majorBidi"/>
-      <w:color w:val="17365D" w:themeColor="text2" w:themeShade="BF"/>
+      <w:color w:val="000000"/>
       <w:spacing w:val="5"/>
       <w:kern w:val="28"/>
       <w:sz w:val="52"/>
@@ -12636,7 +12882,7 @@
       <w:rFonts w:asciiTheme="majorHAnsi" w:eastAsiaTheme="majorEastAsia" w:hAnsiTheme="majorHAnsi" w:cstheme="majorBidi"/>
       <w:i/>
       <w:iCs/>
-      <w:color w:val="4F81BD" w:themeColor="accent1"/>
+      <w:color w:val="000000"/>
       <w:spacing w:val="15"/>
       <w:sz w:val="24"/>
       <w:szCs w:val="24"/>
@@ -12652,7 +12898,7 @@
       <w:rFonts w:asciiTheme="majorHAnsi" w:eastAsiaTheme="majorEastAsia" w:hAnsiTheme="majorHAnsi" w:cstheme="majorBidi"/>
       <w:i/>
       <w:iCs/>
-      <w:color w:val="4F81BD" w:themeColor="accent1"/>
+      <w:color w:val="000000"/>
       <w:spacing w:val="15"/>
       <w:sz w:val="24"/>
       <w:szCs w:val="24"/>
@@ -12924,7 +13170,7 @@
     <w:rPr>
       <w:i/>
       <w:iCs/>
-      <w:color w:val="000000" w:themeColor="text1"/>
+      <w:color w:val="000000"/>
     </w:rPr>
   </w:style>
   <w:style w:type="character" w:customStyle="1" w:styleId="QuoteChar">
@@ -12936,7 +13182,7 @@
     <w:rPr>
       <w:i/>
       <w:iCs/>
-      <w:color w:val="000000" w:themeColor="text1"/>
+      <w:color w:val="000000"/>
     </w:rPr>
   </w:style>
   <w:style w:type="character" w:customStyle="1" w:styleId="Heading4Char">
@@ -12952,7 +13198,7 @@
       <w:bCs/>
       <w:i/>
       <w:iCs/>
-      <w:color w:val="4F81BD" w:themeColor="accent1"/>
+      <w:color w:val="000000"/>
     </w:rPr>
   </w:style>
   <w:style w:type="character" w:customStyle="1" w:styleId="Heading5Char">
@@ -12964,7 +13210,7 @@
     <w:rsid w:val="00FC693F"/>
     <w:rPr>
       <w:rFonts w:asciiTheme="majorHAnsi" w:eastAsiaTheme="majorEastAsia" w:hAnsiTheme="majorHAnsi" w:cstheme="majorBidi"/>
-      <w:color w:val="243F60" w:themeColor="accent1" w:themeShade="7F"/>
+      <w:color w:val="000000"/>
     </w:rPr>
   </w:style>
   <w:style w:type="character" w:customStyle="1" w:styleId="Heading6Char">
@@ -12978,7 +13224,7 @@
       <w:rFonts w:asciiTheme="majorHAnsi" w:eastAsiaTheme="majorEastAsia" w:hAnsiTheme="majorHAnsi" w:cstheme="majorBidi"/>
       <w:i/>
       <w:iCs/>
-      <w:color w:val="243F60" w:themeColor="accent1" w:themeShade="7F"/>
+      <w:color w:val="000000"/>
     </w:rPr>
   </w:style>
   <w:style w:type="character" w:customStyle="1" w:styleId="Heading7Char">
@@ -12992,7 +13238,7 @@
       <w:rFonts w:asciiTheme="majorHAnsi" w:eastAsiaTheme="majorEastAsia" w:hAnsiTheme="majorHAnsi" w:cstheme="majorBidi"/>
       <w:i/>
       <w:iCs/>
-      <w:color w:val="404040" w:themeColor="text1" w:themeTint="BF"/>
+      <w:color w:val="000000"/>
     </w:rPr>
   </w:style>
   <w:style w:type="character" w:customStyle="1" w:styleId="Heading8Char">
@@ -13004,7 +13250,7 @@
     <w:rsid w:val="00FC693F"/>
     <w:rPr>
       <w:rFonts w:asciiTheme="majorHAnsi" w:eastAsiaTheme="majorEastAsia" w:hAnsiTheme="majorHAnsi" w:cstheme="majorBidi"/>
-      <w:color w:val="4F81BD" w:themeColor="accent1"/>
+      <w:color w:val="000000"/>
       <w:sz w:val="20"/>
       <w:szCs w:val="20"/>
     </w:rPr>
@@ -13020,7 +13266,7 @@
       <w:rFonts w:asciiTheme="majorHAnsi" w:eastAsiaTheme="majorEastAsia" w:hAnsiTheme="majorHAnsi" w:cstheme="majorBidi"/>
       <w:i/>
       <w:iCs/>
-      <w:color w:val="404040" w:themeColor="text1" w:themeTint="BF"/>
+      <w:color w:val="000000"/>
       <w:sz w:val="20"/>
       <w:szCs w:val="20"/>
     </w:rPr>
@@ -13040,7 +13286,7 @@
     <w:rPr>
       <w:b/>
       <w:bCs/>
-      <w:color w:val="4F81BD" w:themeColor="accent1"/>
+      <w:color w:val="000000"/>
       <w:sz w:val="18"/>
       <w:szCs w:val="18"/>
     </w:rPr>
@@ -13087,7 +13333,7 @@
       <w:bCs/>
       <w:i/>
       <w:iCs/>
-      <w:color w:val="4F81BD" w:themeColor="accent1"/>
+      <w:color w:val="000000"/>
     </w:rPr>
   </w:style>
   <w:style w:type="character" w:customStyle="1" w:styleId="IntenseQuoteChar">
@@ -13101,7 +13347,7 @@
       <w:bCs/>
       <w:i/>
       <w:iCs/>
-      <w:color w:val="4F81BD" w:themeColor="accent1"/>
+      <w:color w:val="000000"/>
     </w:rPr>
   </w:style>
   <w:style w:type="character" w:styleId="SubtleEmphasis">
@@ -13113,7 +13359,7 @@
     <w:rPr>
       <w:i/>
       <w:iCs/>
-      <w:color w:val="808080" w:themeColor="text1" w:themeTint="7F"/>
+      <w:color w:val="000000"/>
     </w:rPr>
   </w:style>
   <w:style w:type="character" w:styleId="IntenseEmphasis">
@@ -13127,7 +13373,7 @@
       <w:bCs/>
       <w:i/>
       <w:iCs/>
-      <w:color w:val="4F81BD" w:themeColor="accent1"/>
+      <w:color w:val="000000"/>
     </w:rPr>
   </w:style>
   <w:style w:type="character" w:styleId="SubtleReference">
@@ -13138,7 +13384,7 @@
     <w:rsid w:val="00FC693F"/>
     <w:rPr>
       <w:smallCaps/>
-      <w:color w:val="C0504D" w:themeColor="accent2"/>
+      <w:color w:val="000000"/>
       <w:u w:val="single"/>
     </w:rPr>
   </w:style>
@@ -13152,7 +13398,7 @@
       <w:b/>
       <w:bCs/>
       <w:smallCaps/>
-      <w:color w:val="C0504D" w:themeColor="accent2"/>
+      <w:color w:val="000000"/>
       <w:spacing w:val="5"/>
       <w:u w:val="single"/>
     </w:rPr>
@@ -13218,7 +13464,7 @@
       <w:spacing w:after="0" w:line="240" w:lineRule="auto"/>
     </w:pPr>
     <w:rPr>
-      <w:color w:val="000000" w:themeColor="text1" w:themeShade="BF"/>
+      <w:color w:val="000000"/>
     </w:rPr>
     <w:tblPr>
       <w:tblStyleRowBandSize w:val="1"/>
@@ -13321,7 +13567,7 @@
       <w:spacing w:after="0" w:line="240" w:lineRule="auto"/>
     </w:pPr>
     <w:rPr>
-      <w:color w:val="365F91" w:themeColor="accent1" w:themeShade="BF"/>
+      <w:color w:val="000000"/>
     </w:rPr>
     <w:tblPr>
       <w:tblStyleRowBandSize w:val="1"/>
@@ -13424,7 +13670,7 @@
       <w:spacing w:after="0" w:line="240" w:lineRule="auto"/>
     </w:pPr>
     <w:rPr>
-      <w:color w:val="943634" w:themeColor="accent2" w:themeShade="BF"/>
+      <w:color w:val="000000"/>
     </w:rPr>
     <w:tblPr>
       <w:tblStyleRowBandSize w:val="1"/>
@@ -13527,7 +13773,7 @@
       <w:spacing w:after="0" w:line="240" w:lineRule="auto"/>
     </w:pPr>
     <w:rPr>
-      <w:color w:val="76923C" w:themeColor="accent3" w:themeShade="BF"/>
+      <w:color w:val="000000"/>
     </w:rPr>
     <w:tblPr>
       <w:tblStyleRowBandSize w:val="1"/>
@@ -13630,7 +13876,7 @@
       <w:spacing w:after="0" w:line="240" w:lineRule="auto"/>
     </w:pPr>
     <w:rPr>
-      <w:color w:val="5F497A" w:themeColor="accent4" w:themeShade="BF"/>
+      <w:color w:val="000000"/>
     </w:rPr>
     <w:tblPr>
       <w:tblStyleRowBandSize w:val="1"/>
@@ -13733,7 +13979,7 @@
       <w:spacing w:after="0" w:line="240" w:lineRule="auto"/>
     </w:pPr>
     <w:rPr>
-      <w:color w:val="31849B" w:themeColor="accent5" w:themeShade="BF"/>
+      <w:color w:val="000000"/>
     </w:rPr>
     <w:tblPr>
       <w:tblStyleRowBandSize w:val="1"/>
@@ -13836,7 +14082,7 @@
       <w:spacing w:after="0" w:line="240" w:lineRule="auto"/>
     </w:pPr>
     <w:rPr>
-      <w:color w:val="E36C0A" w:themeColor="accent6" w:themeShade="BF"/>
+      <w:color w:val="000000"/>
     </w:rPr>
     <w:tblPr>
       <w:tblStyleRowBandSize w:val="1"/>
@@ -13962,7 +14208,7 @@
       <w:rPr>
         <w:b/>
         <w:bCs/>
-        <w:color w:val="FFFFFF" w:themeColor="background1"/>
+        <w:color w:val="000000"/>
       </w:rPr>
       <w:tblPr/>
       <w:tcPr>
@@ -14054,7 +14300,7 @@
       <w:rPr>
         <w:b/>
         <w:bCs/>
-        <w:color w:val="FFFFFF" w:themeColor="background1"/>
+        <w:color w:val="000000"/>
       </w:rPr>
       <w:tblPr/>
       <w:tcPr>
@@ -14146,7 +14392,7 @@
       <w:rPr>
         <w:b/>
         <w:bCs/>
-        <w:color w:val="FFFFFF" w:themeColor="background1"/>
+        <w:color w:val="000000"/>
       </w:rPr>
       <w:tblPr/>
       <w:tcPr>
@@ -14238,7 +14484,7 @@
       <w:rPr>
         <w:b/>
         <w:bCs/>
-        <w:color w:val="FFFFFF" w:themeColor="background1"/>
+        <w:color w:val="000000"/>
       </w:rPr>
       <w:tblPr/>
       <w:tcPr>
@@ -14330,7 +14576,7 @@
       <w:rPr>
         <w:b/>
         <w:bCs/>
-        <w:color w:val="FFFFFF" w:themeColor="background1"/>
+        <w:color w:val="000000"/>
       </w:rPr>
       <w:tblPr/>
       <w:tcPr>
@@ -14422,7 +14668,7 @@
       <w:rPr>
         <w:b/>
         <w:bCs/>
-        <w:color w:val="FFFFFF" w:themeColor="background1"/>
+        <w:color w:val="000000"/>
       </w:rPr>
       <w:tblPr/>
       <w:tcPr>
@@ -14514,7 +14760,7 @@
       <w:rPr>
         <w:b/>
         <w:bCs/>
-        <w:color w:val="FFFFFF" w:themeColor="background1"/>
+        <w:color w:val="000000"/>
       </w:rPr>
       <w:tblPr/>
       <w:tcPr>
@@ -15517,7 +15763,7 @@
       <w:rPr>
         <w:b/>
         <w:bCs/>
-        <w:color w:val="FFFFFF" w:themeColor="background1"/>
+        <w:color w:val="000000"/>
       </w:rPr>
       <w:tblPr/>
       <w:tcPr>
@@ -15623,7 +15869,7 @@
       <w:rPr>
         <w:b/>
         <w:bCs/>
-        <w:color w:val="FFFFFF" w:themeColor="background1"/>
+        <w:color w:val="000000"/>
       </w:rPr>
       <w:tblPr/>
       <w:tcPr>
@@ -15729,7 +15975,7 @@
       <w:rPr>
         <w:b/>
         <w:bCs/>
-        <w:color w:val="FFFFFF" w:themeColor="background1"/>
+        <w:color w:val="000000"/>
       </w:rPr>
       <w:tblPr/>
       <w:tcPr>
@@ -15835,7 +16081,7 @@
       <w:rPr>
         <w:b/>
         <w:bCs/>
-        <w:color w:val="FFFFFF" w:themeColor="background1"/>
+        <w:color w:val="000000"/>
       </w:rPr>
       <w:tblPr/>
       <w:tcPr>
@@ -15941,7 +16187,7 @@
       <w:rPr>
         <w:b/>
         <w:bCs/>
-        <w:color w:val="FFFFFF" w:themeColor="background1"/>
+        <w:color w:val="000000"/>
       </w:rPr>
       <w:tblPr/>
       <w:tcPr>
@@ -16047,7 +16293,7 @@
       <w:rPr>
         <w:b/>
         <w:bCs/>
-        <w:color w:val="FFFFFF" w:themeColor="background1"/>
+        <w:color w:val="000000"/>
       </w:rPr>
       <w:tblPr/>
       <w:tcPr>
@@ -16153,7 +16399,7 @@
       <w:rPr>
         <w:b/>
         <w:bCs/>
-        <w:color w:val="FFFFFF" w:themeColor="background1"/>
+        <w:color w:val="000000"/>
       </w:rPr>
       <w:tblPr/>
       <w:tcPr>
@@ -16256,7 +16502,7 @@
       <w:rPr>
         <w:b/>
         <w:bCs/>
-        <w:color w:val="FFFFFF" w:themeColor="background1"/>
+        <w:color w:val="000000"/>
       </w:rPr>
       <w:tblPr/>
       <w:tcPr>
@@ -16276,7 +16522,7 @@
         <w:spacing w:before="0" w:after="0" w:line="240" w:lineRule="auto"/>
       </w:pPr>
       <w:rPr>
-        <w:color w:val="auto"/>
+        <w:color w:val="000000"/>
       </w:rPr>
       <w:tblPr/>
       <w:tcPr>
@@ -16295,7 +16541,7 @@
       <w:rPr>
         <w:b/>
         <w:bCs/>
-        <w:color w:val="FFFFFF" w:themeColor="background1"/>
+        <w:color w:val="000000"/>
       </w:rPr>
       <w:tblPr/>
       <w:tcPr>
@@ -16314,7 +16560,7 @@
       <w:rPr>
         <w:b/>
         <w:bCs/>
-        <w:color w:val="FFFFFF" w:themeColor="background1"/>
+        <w:color w:val="000000"/>
       </w:rPr>
       <w:tblPr/>
       <w:tcPr>
@@ -16360,7 +16606,7 @@
     </w:tblStylePr>
     <w:tblStylePr w:type="nwCell">
       <w:rPr>
-        <w:color w:val="FFFFFF" w:themeColor="background1"/>
+        <w:color w:val="000000"/>
       </w:rPr>
       <w:tblPr/>
       <w:tcPr>
@@ -16405,7 +16651,7 @@
       <w:rPr>
         <w:b/>
         <w:bCs/>
-        <w:color w:val="FFFFFF" w:themeColor="background1"/>
+        <w:color w:val="000000"/>
       </w:rPr>
       <w:tblPr/>
       <w:tcPr>
@@ -16425,7 +16671,7 @@
         <w:spacing w:before="0" w:after="0" w:line="240" w:lineRule="auto"/>
       </w:pPr>
       <w:rPr>
-        <w:color w:val="auto"/>
+        <w:color w:val="000000"/>
       </w:rPr>
       <w:tblPr/>
       <w:tcPr>
@@ -16444,7 +16690,7 @@
       <w:rPr>
         <w:b/>
         <w:bCs/>
-        <w:color w:val="FFFFFF" w:themeColor="background1"/>
+        <w:color w:val="000000"/>
       </w:rPr>
       <w:tblPr/>
       <w:tcPr>
@@ -16463,7 +16709,7 @@
       <w:rPr>
         <w:b/>
         <w:bCs/>
-        <w:color w:val="FFFFFF" w:themeColor="background1"/>
+        <w:color w:val="000000"/>
       </w:rPr>
       <w:tblPr/>
       <w:tcPr>
@@ -16509,7 +16755,7 @@
     </w:tblStylePr>
     <w:tblStylePr w:type="nwCell">
       <w:rPr>
-        <w:color w:val="FFFFFF" w:themeColor="background1"/>
+        <w:color w:val="000000"/>
       </w:rPr>
       <w:tblPr/>
       <w:tcPr>
@@ -16554,7 +16800,7 @@
       <w:rPr>
         <w:b/>
         <w:bCs/>
-        <w:color w:val="FFFFFF" w:themeColor="background1"/>
+        <w:color w:val="000000"/>
       </w:rPr>
       <w:tblPr/>
       <w:tcPr>
@@ -16574,7 +16820,7 @@
         <w:spacing w:before="0" w:after="0" w:line="240" w:lineRule="auto"/>
       </w:pPr>
       <w:rPr>
-        <w:color w:val="auto"/>
+        <w:color w:val="000000"/>
       </w:rPr>
       <w:tblPr/>
       <w:tcPr>
@@ -16593,7 +16839,7 @@
       <w:rPr>
         <w:b/>
         <w:bCs/>
-        <w:color w:val="FFFFFF" w:themeColor="background1"/>
+        <w:color w:val="000000"/>
       </w:rPr>
       <w:tblPr/>
       <w:tcPr>
@@ -16612,7 +16858,7 @@
       <w:rPr>
         <w:b/>
         <w:bCs/>
-        <w:color w:val="FFFFFF" w:themeColor="background1"/>
+        <w:color w:val="000000"/>
       </w:rPr>
       <w:tblPr/>
       <w:tcPr>
@@ -16658,7 +16904,7 @@
     </w:tblStylePr>
     <w:tblStylePr w:type="nwCell">
       <w:rPr>
-        <w:color w:val="FFFFFF" w:themeColor="background1"/>
+        <w:color w:val="000000"/>
       </w:rPr>
       <w:tblPr/>
       <w:tcPr>
@@ -16703,7 +16949,7 @@
       <w:rPr>
         <w:b/>
         <w:bCs/>
-        <w:color w:val="FFFFFF" w:themeColor="background1"/>
+        <w:color w:val="000000"/>
       </w:rPr>
       <w:tblPr/>
       <w:tcPr>
@@ -16723,7 +16969,7 @@
         <w:spacing w:before="0" w:after="0" w:line="240" w:lineRule="auto"/>
       </w:pPr>
       <w:rPr>
-        <w:color w:val="auto"/>
+        <w:color w:val="000000"/>
       </w:rPr>
       <w:tblPr/>
       <w:tcPr>
@@ -16742,7 +16988,7 @@
       <w:rPr>
         <w:b/>
         <w:bCs/>
-        <w:color w:val="FFFFFF" w:themeColor="background1"/>
+        <w:color w:val="000000"/>
       </w:rPr>
       <w:tblPr/>
       <w:tcPr>
@@ -16761,7 +17007,7 @@
       <w:rPr>
         <w:b/>
         <w:bCs/>
-        <w:color w:val="FFFFFF" w:themeColor="background1"/>
+        <w:color w:val="000000"/>
       </w:rPr>
       <w:tblPr/>
       <w:tcPr>
@@ -16807,7 +17053,7 @@
     </w:tblStylePr>
     <w:tblStylePr w:type="nwCell">
       <w:rPr>
-        <w:color w:val="FFFFFF" w:themeColor="background1"/>
+        <w:color w:val="000000"/>
       </w:rPr>
       <w:tblPr/>
       <w:tcPr>
@@ -16852,7 +17098,7 @@
       <w:rPr>
         <w:b/>
         <w:bCs/>
-        <w:color w:val="FFFFFF" w:themeColor="background1"/>
+        <w:color w:val="000000"/>
       </w:rPr>
       <w:tblPr/>
       <w:tcPr>
@@ -16872,7 +17118,7 @@
         <w:spacing w:before="0" w:after="0" w:line="240" w:lineRule="auto"/>
       </w:pPr>
       <w:rPr>
-        <w:color w:val="auto"/>
+        <w:color w:val="000000"/>
       </w:rPr>
       <w:tblPr/>
       <w:tcPr>
@@ -16891,7 +17137,7 @@
       <w:rPr>
         <w:b/>
         <w:bCs/>
-        <w:color w:val="FFFFFF" w:themeColor="background1"/>
+        <w:color w:val="000000"/>
       </w:rPr>
       <w:tblPr/>
       <w:tcPr>
@@ -16910,7 +17156,7 @@
       <w:rPr>
         <w:b/>
         <w:bCs/>
-        <w:color w:val="FFFFFF" w:themeColor="background1"/>
+        <w:color w:val="000000"/>
       </w:rPr>
       <w:tblPr/>
       <w:tcPr>
@@ -16956,7 +17202,7 @@
     </w:tblStylePr>
     <w:tblStylePr w:type="nwCell">
       <w:rPr>
-        <w:color w:val="FFFFFF" w:themeColor="background1"/>
+        <w:color w:val="000000"/>
       </w:rPr>
       <w:tblPr/>
       <w:tcPr>
@@ -17001,7 +17247,7 @@
       <w:rPr>
         <w:b/>
         <w:bCs/>
-        <w:color w:val="FFFFFF" w:themeColor="background1"/>
+        <w:color w:val="000000"/>
       </w:rPr>
       <w:tblPr/>
       <w:tcPr>
@@ -17021,7 +17267,7 @@
         <w:spacing w:before="0" w:after="0" w:line="240" w:lineRule="auto"/>
       </w:pPr>
       <w:rPr>
-        <w:color w:val="auto"/>
+        <w:color w:val="000000"/>
       </w:rPr>
       <w:tblPr/>
       <w:tcPr>
@@ -17040,7 +17286,7 @@
       <w:rPr>
         <w:b/>
         <w:bCs/>
-        <w:color w:val="FFFFFF" w:themeColor="background1"/>
+        <w:color w:val="000000"/>
       </w:rPr>
       <w:tblPr/>
       <w:tcPr>
@@ -17059,7 +17305,7 @@
       <w:rPr>
         <w:b/>
         <w:bCs/>
-        <w:color w:val="FFFFFF" w:themeColor="background1"/>
+        <w:color w:val="000000"/>
       </w:rPr>
       <w:tblPr/>
       <w:tcPr>
@@ -17105,7 +17351,7 @@
     </w:tblStylePr>
     <w:tblStylePr w:type="nwCell">
       <w:rPr>
-        <w:color w:val="FFFFFF" w:themeColor="background1"/>
+        <w:color w:val="000000"/>
       </w:rPr>
       <w:tblPr/>
       <w:tcPr>
@@ -17150,7 +17396,7 @@
       <w:rPr>
         <w:b/>
         <w:bCs/>
-        <w:color w:val="FFFFFF" w:themeColor="background1"/>
+        <w:color w:val="000000"/>
       </w:rPr>
       <w:tblPr/>
       <w:tcPr>
@@ -17170,7 +17416,7 @@
         <w:spacing w:before="0" w:after="0" w:line="240" w:lineRule="auto"/>
       </w:pPr>
       <w:rPr>
-        <w:color w:val="auto"/>
+        <w:color w:val="000000"/>
       </w:rPr>
       <w:tblPr/>
       <w:tcPr>
@@ -17189,7 +17435,7 @@
       <w:rPr>
         <w:b/>
         <w:bCs/>
-        <w:color w:val="FFFFFF" w:themeColor="background1"/>
+        <w:color w:val="000000"/>
       </w:rPr>
       <w:tblPr/>
       <w:tcPr>
@@ -17208,7 +17454,7 @@
       <w:rPr>
         <w:b/>
         <w:bCs/>
-        <w:color w:val="FFFFFF" w:themeColor="background1"/>
+        <w:color w:val="000000"/>
       </w:rPr>
       <w:tblPr/>
       <w:tcPr>
@@ -17254,7 +17500,7 @@
     </w:tblStylePr>
     <w:tblStylePr w:type="nwCell">
       <w:rPr>
-        <w:color w:val="FFFFFF" w:themeColor="background1"/>
+        <w:color w:val="000000"/>
       </w:rPr>
       <w:tblPr/>
       <w:tcPr>
@@ -17278,7 +17524,7 @@
       <w:spacing w:after="0" w:line="240" w:lineRule="auto"/>
     </w:pPr>
     <w:rPr>
-      <w:color w:val="000000" w:themeColor="text1"/>
+      <w:color w:val="000000"/>
     </w:rPr>
     <w:tblPr>
       <w:tblStyleRowBandSize w:val="1"/>
@@ -17311,7 +17557,7 @@
       <w:rPr>
         <w:b/>
         <w:bCs/>
-        <w:color w:val="1F497D" w:themeColor="text2"/>
+        <w:color w:val="000000"/>
       </w:rPr>
       <w:tblPr/>
       <w:tcPr>
@@ -17362,7 +17608,7 @@
       <w:spacing w:after="0" w:line="240" w:lineRule="auto"/>
     </w:pPr>
     <w:rPr>
-      <w:color w:val="000000" w:themeColor="text1"/>
+      <w:color w:val="000000"/>
     </w:rPr>
     <w:tblPr>
       <w:tblStyleRowBandSize w:val="1"/>
@@ -17395,7 +17641,7 @@
       <w:rPr>
         <w:b/>
         <w:bCs/>
-        <w:color w:val="1F497D" w:themeColor="text2"/>
+        <w:color w:val="000000"/>
       </w:rPr>
       <w:tblPr/>
       <w:tcPr>
@@ -17446,7 +17692,7 @@
       <w:spacing w:after="0" w:line="240" w:lineRule="auto"/>
     </w:pPr>
     <w:rPr>
-      <w:color w:val="000000" w:themeColor="text1"/>
+      <w:color w:val="000000"/>
     </w:rPr>
     <w:tblPr>
       <w:tblStyleRowBandSize w:val="1"/>
@@ -17479,7 +17725,7 @@
       <w:rPr>
         <w:b/>
         <w:bCs/>
-        <w:color w:val="1F497D" w:themeColor="text2"/>
+        <w:color w:val="000000"/>
       </w:rPr>
       <w:tblPr/>
       <w:tcPr>
@@ -17530,7 +17776,7 @@
       <w:spacing w:after="0" w:line="240" w:lineRule="auto"/>
     </w:pPr>
     <w:rPr>
-      <w:color w:val="000000" w:themeColor="text1"/>
+      <w:color w:val="000000"/>
     </w:rPr>
     <w:tblPr>
       <w:tblStyleRowBandSize w:val="1"/>
@@ -17563,7 +17809,7 @@
       <w:rPr>
         <w:b/>
         <w:bCs/>
-        <w:color w:val="1F497D" w:themeColor="text2"/>
+        <w:color w:val="000000"/>
       </w:rPr>
       <w:tblPr/>
       <w:tcPr>
@@ -17614,7 +17860,7 @@
       <w:spacing w:after="0" w:line="240" w:lineRule="auto"/>
     </w:pPr>
     <w:rPr>
-      <w:color w:val="000000" w:themeColor="text1"/>
+      <w:color w:val="000000"/>
     </w:rPr>
     <w:tblPr>
       <w:tblStyleRowBandSize w:val="1"/>
@@ -17647,7 +17893,7 @@
       <w:rPr>
         <w:b/>
         <w:bCs/>
-        <w:color w:val="1F497D" w:themeColor="text2"/>
+        <w:color w:val="000000"/>
       </w:rPr>
       <w:tblPr/>
       <w:tcPr>
@@ -17698,7 +17944,7 @@
       <w:spacing w:after="0" w:line="240" w:lineRule="auto"/>
     </w:pPr>
     <w:rPr>
-      <w:color w:val="000000" w:themeColor="text1"/>
+      <w:color w:val="000000"/>
     </w:rPr>
     <w:tblPr>
       <w:tblStyleRowBandSize w:val="1"/>
@@ -17731,7 +17977,7 @@
       <w:rPr>
         <w:b/>
         <w:bCs/>
-        <w:color w:val="1F497D" w:themeColor="text2"/>
+        <w:color w:val="000000"/>
       </w:rPr>
       <w:tblPr/>
       <w:tcPr>
@@ -17782,7 +18028,7 @@
       <w:spacing w:after="0" w:line="240" w:lineRule="auto"/>
     </w:pPr>
     <w:rPr>
-      <w:color w:val="000000" w:themeColor="text1"/>
+      <w:color w:val="000000"/>
     </w:rPr>
     <w:tblPr>
       <w:tblStyleRowBandSize w:val="1"/>
@@ -17815,7 +18061,7 @@
       <w:rPr>
         <w:b/>
         <w:bCs/>
-        <w:color w:val="1F497D" w:themeColor="text2"/>
+        <w:color w:val="000000"/>
       </w:rPr>
       <w:tblPr/>
       <w:tcPr>
@@ -17867,7 +18113,7 @@
     </w:pPr>
     <w:rPr>
       <w:rFonts w:asciiTheme="majorHAnsi" w:eastAsiaTheme="majorEastAsia" w:hAnsiTheme="majorHAnsi" w:cstheme="majorBidi"/>
-      <w:color w:val="000000" w:themeColor="text1"/>
+      <w:color w:val="000000"/>
     </w:rPr>
     <w:tblPr>
       <w:tblStyleRowBandSize w:val="1"/>
@@ -17995,7 +18241,7 @@
     </w:pPr>
     <w:rPr>
       <w:rFonts w:asciiTheme="majorHAnsi" w:eastAsiaTheme="majorEastAsia" w:hAnsiTheme="majorHAnsi" w:cstheme="majorBidi"/>
-      <w:color w:val="000000" w:themeColor="text1"/>
+      <w:color w:val="000000"/>
     </w:rPr>
     <w:tblPr>
       <w:tblStyleRowBandSize w:val="1"/>
@@ -18123,7 +18369,7 @@
     </w:pPr>
     <w:rPr>
       <w:rFonts w:asciiTheme="majorHAnsi" w:eastAsiaTheme="majorEastAsia" w:hAnsiTheme="majorHAnsi" w:cstheme="majorBidi"/>
-      <w:color w:val="000000" w:themeColor="text1"/>
+      <w:color w:val="000000"/>
     </w:rPr>
     <w:tblPr>
       <w:tblStyleRowBandSize w:val="1"/>
@@ -18251,7 +18497,7 @@
     </w:pPr>
     <w:rPr>
       <w:rFonts w:asciiTheme="majorHAnsi" w:eastAsiaTheme="majorEastAsia" w:hAnsiTheme="majorHAnsi" w:cstheme="majorBidi"/>
-      <w:color w:val="000000" w:themeColor="text1"/>
+      <w:color w:val="000000"/>
     </w:rPr>
     <w:tblPr>
       <w:tblStyleRowBandSize w:val="1"/>
@@ -18379,7 +18625,7 @@
     </w:pPr>
     <w:rPr>
       <w:rFonts w:asciiTheme="majorHAnsi" w:eastAsiaTheme="majorEastAsia" w:hAnsiTheme="majorHAnsi" w:cstheme="majorBidi"/>
-      <w:color w:val="000000" w:themeColor="text1"/>
+      <w:color w:val="000000"/>
     </w:rPr>
     <w:tblPr>
       <w:tblStyleRowBandSize w:val="1"/>
@@ -18507,7 +18753,7 @@
     </w:pPr>
     <w:rPr>
       <w:rFonts w:asciiTheme="majorHAnsi" w:eastAsiaTheme="majorEastAsia" w:hAnsiTheme="majorHAnsi" w:cstheme="majorBidi"/>
-      <w:color w:val="000000" w:themeColor="text1"/>
+      <w:color w:val="000000"/>
     </w:rPr>
     <w:tblPr>
       <w:tblStyleRowBandSize w:val="1"/>
@@ -18635,7 +18881,7 @@
     </w:pPr>
     <w:rPr>
       <w:rFonts w:asciiTheme="majorHAnsi" w:eastAsiaTheme="majorEastAsia" w:hAnsiTheme="majorHAnsi" w:cstheme="majorBidi"/>
-      <w:color w:val="000000" w:themeColor="text1"/>
+      <w:color w:val="000000"/>
     </w:rPr>
     <w:tblPr>
       <w:tblStyleRowBandSize w:val="1"/>
@@ -19274,7 +19520,7 @@
     </w:pPr>
     <w:rPr>
       <w:rFonts w:asciiTheme="majorHAnsi" w:eastAsiaTheme="majorEastAsia" w:hAnsiTheme="majorHAnsi" w:cstheme="majorBidi"/>
-      <w:color w:val="000000" w:themeColor="text1"/>
+      <w:color w:val="000000"/>
     </w:rPr>
     <w:tblPr>
       <w:tblStyleRowBandSize w:val="1"/>
@@ -19302,7 +19548,7 @@
       <w:rPr>
         <w:b/>
         <w:bCs/>
-        <w:color w:val="000000" w:themeColor="text1"/>
+        <w:color w:val="000000"/>
       </w:rPr>
       <w:tblPr/>
       <w:tcPr>
@@ -19313,7 +19559,7 @@
       <w:rPr>
         <w:b/>
         <w:bCs/>
-        <w:color w:val="000000" w:themeColor="text1"/>
+        <w:color w:val="000000"/>
       </w:rPr>
       <w:tblPr/>
       <w:tcPr>
@@ -19332,7 +19578,7 @@
       <w:rPr>
         <w:b/>
         <w:bCs/>
-        <w:color w:val="000000" w:themeColor="text1"/>
+        <w:color w:val="000000"/>
       </w:rPr>
       <w:tblPr/>
       <w:tcPr>
@@ -19351,7 +19597,7 @@
       <w:rPr>
         <w:b w:val="0"/>
         <w:bCs w:val="0"/>
-        <w:color w:val="000000" w:themeColor="text1"/>
+        <w:color w:val="000000"/>
       </w:rPr>
       <w:tblPr/>
       <w:tcPr>
@@ -19399,7 +19645,7 @@
     </w:pPr>
     <w:rPr>
       <w:rFonts w:asciiTheme="majorHAnsi" w:eastAsiaTheme="majorEastAsia" w:hAnsiTheme="majorHAnsi" w:cstheme="majorBidi"/>
-      <w:color w:val="000000" w:themeColor="text1"/>
+      <w:color w:val="000000"/>
     </w:rPr>
     <w:tblPr>
       <w:tblStyleRowBandSize w:val="1"/>
@@ -19427,7 +19673,7 @@
       <w:rPr>
         <w:b/>
         <w:bCs/>
-        <w:color w:val="000000" w:themeColor="text1"/>
+        <w:color w:val="000000"/>
       </w:rPr>
       <w:tblPr/>
       <w:tcPr>
@@ -19438,7 +19684,7 @@
       <w:rPr>
         <w:b/>
         <w:bCs/>
-        <w:color w:val="000000" w:themeColor="text1"/>
+        <w:color w:val="000000"/>
       </w:rPr>
       <w:tblPr/>
       <w:tcPr>
@@ -19457,7 +19703,7 @@
       <w:rPr>
         <w:b/>
         <w:bCs/>
-        <w:color w:val="000000" w:themeColor="text1"/>
+        <w:color w:val="000000"/>
       </w:rPr>
       <w:tblPr/>
       <w:tcPr>
@@ -19476,7 +19722,7 @@
       <w:rPr>
         <w:b w:val="0"/>
         <w:bCs w:val="0"/>
-        <w:color w:val="000000" w:themeColor="text1"/>
+        <w:color w:val="000000"/>
       </w:rPr>
       <w:tblPr/>
       <w:tcPr>
@@ -19524,7 +19770,7 @@
     </w:pPr>
     <w:rPr>
       <w:rFonts w:asciiTheme="majorHAnsi" w:eastAsiaTheme="majorEastAsia" w:hAnsiTheme="majorHAnsi" w:cstheme="majorBidi"/>
-      <w:color w:val="000000" w:themeColor="text1"/>
+      <w:color w:val="000000"/>
     </w:rPr>
     <w:tblPr>
       <w:tblStyleRowBandSize w:val="1"/>
@@ -19552,7 +19798,7 @@
       <w:rPr>
         <w:b/>
         <w:bCs/>
-        <w:color w:val="000000" w:themeColor="text1"/>
+        <w:color w:val="000000"/>
       </w:rPr>
       <w:tblPr/>
       <w:tcPr>
@@ -19563,7 +19809,7 @@
       <w:rPr>
         <w:b/>
         <w:bCs/>
-        <w:color w:val="000000" w:themeColor="text1"/>
+        <w:color w:val="000000"/>
       </w:rPr>
       <w:tblPr/>
       <w:tcPr>
@@ -19582,7 +19828,7 @@
       <w:rPr>
         <w:b/>
         <w:bCs/>
-        <w:color w:val="000000" w:themeColor="text1"/>
+        <w:color w:val="000000"/>
       </w:rPr>
       <w:tblPr/>
       <w:tcPr>
@@ -19601,7 +19847,7 @@
       <w:rPr>
         <w:b w:val="0"/>
         <w:bCs w:val="0"/>
-        <w:color w:val="000000" w:themeColor="text1"/>
+        <w:color w:val="000000"/>
       </w:rPr>
       <w:tblPr/>
       <w:tcPr>
@@ -19649,7 +19895,7 @@
     </w:pPr>
     <w:rPr>
       <w:rFonts w:asciiTheme="majorHAnsi" w:eastAsiaTheme="majorEastAsia" w:hAnsiTheme="majorHAnsi" w:cstheme="majorBidi"/>
-      <w:color w:val="000000" w:themeColor="text1"/>
+      <w:color w:val="000000"/>
     </w:rPr>
     <w:tblPr>
       <w:tblStyleRowBandSize w:val="1"/>
@@ -19677,7 +19923,7 @@
       <w:rPr>
         <w:b/>
         <w:bCs/>
-        <w:color w:val="000000" w:themeColor="text1"/>
+        <w:color w:val="000000"/>
       </w:rPr>
       <w:tblPr/>
       <w:tcPr>
@@ -19688,7 +19934,7 @@
       <w:rPr>
         <w:b/>
         <w:bCs/>
-        <w:color w:val="000000" w:themeColor="text1"/>
+        <w:color w:val="000000"/>
       </w:rPr>
       <w:tblPr/>
       <w:tcPr>
@@ -19707,7 +19953,7 @@
       <w:rPr>
         <w:b/>
         <w:bCs/>
-        <w:color w:val="000000" w:themeColor="text1"/>
+        <w:color w:val="000000"/>
       </w:rPr>
       <w:tblPr/>
       <w:tcPr>
@@ -19726,7 +19972,7 @@
       <w:rPr>
         <w:b w:val="0"/>
         <w:bCs w:val="0"/>
-        <w:color w:val="000000" w:themeColor="text1"/>
+        <w:color w:val="000000"/>
       </w:rPr>
       <w:tblPr/>
       <w:tcPr>
@@ -19774,7 +20020,7 @@
     </w:pPr>
     <w:rPr>
       <w:rFonts w:asciiTheme="majorHAnsi" w:eastAsiaTheme="majorEastAsia" w:hAnsiTheme="majorHAnsi" w:cstheme="majorBidi"/>
-      <w:color w:val="000000" w:themeColor="text1"/>
+      <w:color w:val="000000"/>
     </w:rPr>
     <w:tblPr>
       <w:tblStyleRowBandSize w:val="1"/>
@@ -19802,7 +20048,7 @@
       <w:rPr>
         <w:b/>
         <w:bCs/>
-        <w:color w:val="000000" w:themeColor="text1"/>
+        <w:color w:val="000000"/>
       </w:rPr>
       <w:tblPr/>
       <w:tcPr>
@@ -19813,7 +20059,7 @@
       <w:rPr>
         <w:b/>
         <w:bCs/>
-        <w:color w:val="000000" w:themeColor="text1"/>
+        <w:color w:val="000000"/>
       </w:rPr>
       <w:tblPr/>
       <w:tcPr>
@@ -19832,7 +20078,7 @@
       <w:rPr>
         <w:b/>
         <w:bCs/>
-        <w:color w:val="000000" w:themeColor="text1"/>
+        <w:color w:val="000000"/>
       </w:rPr>
       <w:tblPr/>
       <w:tcPr>
@@ -19851,7 +20097,7 @@
       <w:rPr>
         <w:b w:val="0"/>
         <w:bCs w:val="0"/>
-        <w:color w:val="000000" w:themeColor="text1"/>
+        <w:color w:val="000000"/>
       </w:rPr>
       <w:tblPr/>
       <w:tcPr>
@@ -19899,7 +20145,7 @@
     </w:pPr>
     <w:rPr>
       <w:rFonts w:asciiTheme="majorHAnsi" w:eastAsiaTheme="majorEastAsia" w:hAnsiTheme="majorHAnsi" w:cstheme="majorBidi"/>
-      <w:color w:val="000000" w:themeColor="text1"/>
+      <w:color w:val="000000"/>
     </w:rPr>
     <w:tblPr>
       <w:tblStyleRowBandSize w:val="1"/>
@@ -19927,7 +20173,7 @@
       <w:rPr>
         <w:b/>
         <w:bCs/>
-        <w:color w:val="000000" w:themeColor="text1"/>
+        <w:color w:val="000000"/>
       </w:rPr>
       <w:tblPr/>
       <w:tcPr>
@@ -19938,7 +20184,7 @@
       <w:rPr>
         <w:b/>
         <w:bCs/>
-        <w:color w:val="000000" w:themeColor="text1"/>
+        <w:color w:val="000000"/>
       </w:rPr>
       <w:tblPr/>
       <w:tcPr>
@@ -19957,7 +20203,7 @@
       <w:rPr>
         <w:b/>
         <w:bCs/>
-        <w:color w:val="000000" w:themeColor="text1"/>
+        <w:color w:val="000000"/>
       </w:rPr>
       <w:tblPr/>
       <w:tcPr>
@@ -19976,7 +20222,7 @@
       <w:rPr>
         <w:b w:val="0"/>
         <w:bCs w:val="0"/>
-        <w:color w:val="000000" w:themeColor="text1"/>
+        <w:color w:val="000000"/>
       </w:rPr>
       <w:tblPr/>
       <w:tcPr>
@@ -20024,7 +20270,7 @@
     </w:pPr>
     <w:rPr>
       <w:rFonts w:asciiTheme="majorHAnsi" w:eastAsiaTheme="majorEastAsia" w:hAnsiTheme="majorHAnsi" w:cstheme="majorBidi"/>
-      <w:color w:val="000000" w:themeColor="text1"/>
+      <w:color w:val="000000"/>
     </w:rPr>
     <w:tblPr>
       <w:tblStyleRowBandSize w:val="1"/>
@@ -20052,7 +20298,7 @@
       <w:rPr>
         <w:b/>
         <w:bCs/>
-        <w:color w:val="000000" w:themeColor="text1"/>
+        <w:color w:val="000000"/>
       </w:rPr>
       <w:tblPr/>
       <w:tcPr>
@@ -20063,7 +20309,7 @@
       <w:rPr>
         <w:b/>
         <w:bCs/>
-        <w:color w:val="000000" w:themeColor="text1"/>
+        <w:color w:val="000000"/>
       </w:rPr>
       <w:tblPr/>
       <w:tcPr>
@@ -20082,7 +20328,7 @@
       <w:rPr>
         <w:b/>
         <w:bCs/>
-        <w:color w:val="000000" w:themeColor="text1"/>
+        <w:color w:val="000000"/>
       </w:rPr>
       <w:tblPr/>
       <w:tcPr>
@@ -20101,7 +20347,7 @@
       <w:rPr>
         <w:b w:val="0"/>
         <w:bCs w:val="0"/>
-        <w:color w:val="000000" w:themeColor="text1"/>
+        <w:color w:val="000000"/>
       </w:rPr>
       <w:tblPr/>
       <w:tcPr>
@@ -20175,7 +20421,7 @@
         <w:bCs/>
         <w:i w:val="0"/>
         <w:iCs w:val="0"/>
-        <w:color w:val="FFFFFF" w:themeColor="background1"/>
+        <w:color w:val="000000"/>
       </w:rPr>
       <w:tblPr/>
       <w:tcPr>
@@ -20196,7 +20442,7 @@
         <w:bCs/>
         <w:i w:val="0"/>
         <w:iCs w:val="0"/>
-        <w:color w:val="FFFFFF" w:themeColor="background1"/>
+        <w:color w:val="000000"/>
       </w:rPr>
       <w:tblPr/>
       <w:tcPr>
@@ -20217,7 +20463,7 @@
         <w:bCs/>
         <w:i w:val="0"/>
         <w:iCs w:val="0"/>
-        <w:color w:val="FFFFFF" w:themeColor="background1"/>
+        <w:color w:val="000000"/>
       </w:rPr>
       <w:tblPr/>
       <w:tcPr>
@@ -20236,7 +20482,7 @@
         <w:bCs/>
         <w:i w:val="0"/>
         <w:iCs w:val="0"/>
-        <w:color w:val="FFFFFF" w:themeColor="background1"/>
+        <w:color w:val="000000"/>
       </w:rPr>
       <w:tblPr/>
       <w:tcPr>
@@ -20316,7 +20562,7 @@
         <w:bCs/>
         <w:i w:val="0"/>
         <w:iCs w:val="0"/>
-        <w:color w:val="FFFFFF" w:themeColor="background1"/>
+        <w:color w:val="000000"/>
       </w:rPr>
       <w:tblPr/>
       <w:tcPr>
@@ -20337,7 +20583,7 @@
         <w:bCs/>
         <w:i w:val="0"/>
         <w:iCs w:val="0"/>
-        <w:color w:val="FFFFFF" w:themeColor="background1"/>
+        <w:color w:val="000000"/>
       </w:rPr>
       <w:tblPr/>
       <w:tcPr>
@@ -20358,7 +20604,7 @@
         <w:bCs/>
         <w:i w:val="0"/>
         <w:iCs w:val="0"/>
-        <w:color w:val="FFFFFF" w:themeColor="background1"/>
+        <w:color w:val="000000"/>
       </w:rPr>
       <w:tblPr/>
       <w:tcPr>
@@ -20377,7 +20623,7 @@
         <w:bCs/>
         <w:i w:val="0"/>
         <w:iCs w:val="0"/>
-        <w:color w:val="FFFFFF" w:themeColor="background1"/>
+        <w:color w:val="000000"/>
       </w:rPr>
       <w:tblPr/>
       <w:tcPr>
@@ -20457,7 +20703,7 @@
         <w:bCs/>
         <w:i w:val="0"/>
         <w:iCs w:val="0"/>
-        <w:color w:val="FFFFFF" w:themeColor="background1"/>
+        <w:color w:val="000000"/>
       </w:rPr>
       <w:tblPr/>
       <w:tcPr>
@@ -20478,7 +20724,7 @@
         <w:bCs/>
         <w:i w:val="0"/>
         <w:iCs w:val="0"/>
-        <w:color w:val="FFFFFF" w:themeColor="background1"/>
+        <w:color w:val="000000"/>
       </w:rPr>
       <w:tblPr/>
       <w:tcPr>
@@ -20499,7 +20745,7 @@
         <w:bCs/>
         <w:i w:val="0"/>
         <w:iCs w:val="0"/>
-        <w:color w:val="FFFFFF" w:themeColor="background1"/>
+        <w:color w:val="000000"/>
       </w:rPr>
       <w:tblPr/>
       <w:tcPr>
@@ -20518,7 +20764,7 @@
         <w:bCs/>
         <w:i w:val="0"/>
         <w:iCs w:val="0"/>
-        <w:color w:val="FFFFFF" w:themeColor="background1"/>
+        <w:color w:val="000000"/>
       </w:rPr>
       <w:tblPr/>
       <w:tcPr>
@@ -20598,7 +20844,7 @@
         <w:bCs/>
         <w:i w:val="0"/>
         <w:iCs w:val="0"/>
-        <w:color w:val="FFFFFF" w:themeColor="background1"/>
+        <w:color w:val="000000"/>
       </w:rPr>
       <w:tblPr/>
       <w:tcPr>
@@ -20619,7 +20865,7 @@
         <w:bCs/>
         <w:i w:val="0"/>
         <w:iCs w:val="0"/>
-        <w:color w:val="FFFFFF" w:themeColor="background1"/>
+        <w:color w:val="000000"/>
       </w:rPr>
       <w:tblPr/>
       <w:tcPr>
@@ -20640,7 +20886,7 @@
         <w:bCs/>
         <w:i w:val="0"/>
         <w:iCs w:val="0"/>
-        <w:color w:val="FFFFFF" w:themeColor="background1"/>
+        <w:color w:val="000000"/>
       </w:rPr>
       <w:tblPr/>
       <w:tcPr>
@@ -20659,7 +20905,7 @@
         <w:bCs/>
         <w:i w:val="0"/>
         <w:iCs w:val="0"/>
-        <w:color w:val="FFFFFF" w:themeColor="background1"/>
+        <w:color w:val="000000"/>
       </w:rPr>
       <w:tblPr/>
       <w:tcPr>
@@ -20739,7 +20985,7 @@
         <w:bCs/>
         <w:i w:val="0"/>
         <w:iCs w:val="0"/>
-        <w:color w:val="FFFFFF" w:themeColor="background1"/>
+        <w:color w:val="000000"/>
       </w:rPr>
       <w:tblPr/>
       <w:tcPr>
@@ -20760,7 +21006,7 @@
         <w:bCs/>
         <w:i w:val="0"/>
         <w:iCs w:val="0"/>
-        <w:color w:val="FFFFFF" w:themeColor="background1"/>
+        <w:color w:val="000000"/>
       </w:rPr>
       <w:tblPr/>
       <w:tcPr>
@@ -20781,7 +21027,7 @@
         <w:bCs/>
         <w:i w:val="0"/>
         <w:iCs w:val="0"/>
-        <w:color w:val="FFFFFF" w:themeColor="background1"/>
+        <w:color w:val="000000"/>
       </w:rPr>
       <w:tblPr/>
       <w:tcPr>
@@ -20800,7 +21046,7 @@
         <w:bCs/>
         <w:i w:val="0"/>
         <w:iCs w:val="0"/>
-        <w:color w:val="FFFFFF" w:themeColor="background1"/>
+        <w:color w:val="000000"/>
       </w:rPr>
       <w:tblPr/>
       <w:tcPr>
@@ -20880,7 +21126,7 @@
         <w:bCs/>
         <w:i w:val="0"/>
         <w:iCs w:val="0"/>
-        <w:color w:val="FFFFFF" w:themeColor="background1"/>
+        <w:color w:val="000000"/>
       </w:rPr>
       <w:tblPr/>
       <w:tcPr>
@@ -20901,7 +21147,7 @@
         <w:bCs/>
         <w:i w:val="0"/>
         <w:iCs w:val="0"/>
-        <w:color w:val="FFFFFF" w:themeColor="background1"/>
+        <w:color w:val="000000"/>
       </w:rPr>
       <w:tblPr/>
       <w:tcPr>
@@ -20922,7 +21168,7 @@
         <w:bCs/>
         <w:i w:val="0"/>
         <w:iCs w:val="0"/>
-        <w:color w:val="FFFFFF" w:themeColor="background1"/>
+        <w:color w:val="000000"/>
       </w:rPr>
       <w:tblPr/>
       <w:tcPr>
@@ -20941,7 +21187,7 @@
         <w:bCs/>
         <w:i w:val="0"/>
         <w:iCs w:val="0"/>
-        <w:color w:val="FFFFFF" w:themeColor="background1"/>
+        <w:color w:val="000000"/>
       </w:rPr>
       <w:tblPr/>
       <w:tcPr>
@@ -21021,7 +21267,7 @@
         <w:bCs/>
         <w:i w:val="0"/>
         <w:iCs w:val="0"/>
-        <w:color w:val="FFFFFF" w:themeColor="background1"/>
+        <w:color w:val="000000"/>
       </w:rPr>
       <w:tblPr/>
       <w:tcPr>
@@ -21042,7 +21288,7 @@
         <w:bCs/>
         <w:i w:val="0"/>
         <w:iCs w:val="0"/>
-        <w:color w:val="FFFFFF" w:themeColor="background1"/>
+        <w:color w:val="000000"/>
       </w:rPr>
       <w:tblPr/>
       <w:tcPr>
@@ -21063,7 +21309,7 @@
         <w:bCs/>
         <w:i w:val="0"/>
         <w:iCs w:val="0"/>
-        <w:color w:val="FFFFFF" w:themeColor="background1"/>
+        <w:color w:val="000000"/>
       </w:rPr>
       <w:tblPr/>
       <w:tcPr>
@@ -21082,7 +21328,7 @@
         <w:bCs/>
         <w:i w:val="0"/>
         <w:iCs w:val="0"/>
-        <w:color w:val="FFFFFF" w:themeColor="background1"/>
+        <w:color w:val="000000"/>
       </w:rPr>
       <w:tblPr/>
       <w:tcPr>
@@ -21135,7 +21381,7 @@
       <w:spacing w:after="0" w:line="240" w:lineRule="auto"/>
     </w:pPr>
     <w:rPr>
-      <w:color w:val="FFFFFF" w:themeColor="background1"/>
+      <w:color w:val="000000"/>
     </w:rPr>
     <w:tblPr>
       <w:tblStyleRowBandSize w:val="1"/>
@@ -21249,7 +21495,7 @@
       <w:spacing w:after="0" w:line="240" w:lineRule="auto"/>
     </w:pPr>
     <w:rPr>
-      <w:color w:val="FFFFFF" w:themeColor="background1"/>
+      <w:color w:val="000000"/>
     </w:rPr>
     <w:tblPr>
       <w:tblStyleRowBandSize w:val="1"/>
@@ -21363,7 +21609,7 @@
       <w:spacing w:after="0" w:line="240" w:lineRule="auto"/>
     </w:pPr>
     <w:rPr>
-      <w:color w:val="FFFFFF" w:themeColor="background1"/>
+      <w:color w:val="000000"/>
     </w:rPr>
     <w:tblPr>
       <w:tblStyleRowBandSize w:val="1"/>
@@ -21477,7 +21723,7 @@
       <w:spacing w:after="0" w:line="240" w:lineRule="auto"/>
     </w:pPr>
     <w:rPr>
-      <w:color w:val="FFFFFF" w:themeColor="background1"/>
+      <w:color w:val="000000"/>
     </w:rPr>
     <w:tblPr>
       <w:tblStyleRowBandSize w:val="1"/>
@@ -21591,7 +21837,7 @@
       <w:spacing w:after="0" w:line="240" w:lineRule="auto"/>
     </w:pPr>
     <w:rPr>
-      <w:color w:val="FFFFFF" w:themeColor="background1"/>
+      <w:color w:val="000000"/>
     </w:rPr>
     <w:tblPr>
       <w:tblStyleRowBandSize w:val="1"/>
@@ -21705,7 +21951,7 @@
       <w:spacing w:after="0" w:line="240" w:lineRule="auto"/>
     </w:pPr>
     <w:rPr>
-      <w:color w:val="FFFFFF" w:themeColor="background1"/>
+      <w:color w:val="000000"/>
     </w:rPr>
     <w:tblPr>
       <w:tblStyleRowBandSize w:val="1"/>
@@ -21819,7 +22065,7 @@
       <w:spacing w:after="0" w:line="240" w:lineRule="auto"/>
     </w:pPr>
     <w:rPr>
-      <w:color w:val="FFFFFF" w:themeColor="background1"/>
+      <w:color w:val="000000"/>
     </w:rPr>
     <w:tblPr>
       <w:tblStyleRowBandSize w:val="1"/>
@@ -21933,7 +22179,7 @@
       <w:spacing w:after="0" w:line="240" w:lineRule="auto"/>
     </w:pPr>
     <w:rPr>
-      <w:color w:val="000000" w:themeColor="text1"/>
+      <w:color w:val="000000"/>
     </w:rPr>
     <w:tblPr>
       <w:tblStyleRowBandSize w:val="1"/>
@@ -21979,7 +22225,7 @@
       <w:rPr>
         <w:b/>
         <w:bCs/>
-        <w:color w:val="FFFFFF" w:themeColor="background1"/>
+        <w:color w:val="000000"/>
       </w:rPr>
       <w:tblPr/>
       <w:tcPr>
@@ -21991,7 +22237,7 @@
     </w:tblStylePr>
     <w:tblStylePr w:type="firstCol">
       <w:rPr>
-        <w:color w:val="FFFFFF" w:themeColor="background1"/>
+        <w:color w:val="000000"/>
       </w:rPr>
       <w:tblPr/>
       <w:tcPr>
@@ -22008,7 +22254,7 @@
     </w:tblStylePr>
     <w:tblStylePr w:type="lastCol">
       <w:rPr>
-        <w:color w:val="FFFFFF" w:themeColor="background1"/>
+        <w:color w:val="000000"/>
       </w:rPr>
       <w:tblPr/>
       <w:tcPr>
@@ -22037,12 +22283,12 @@
     </w:tblStylePr>
     <w:tblStylePr w:type="neCell">
       <w:rPr>
-        <w:color w:val="000000" w:themeColor="text1"/>
+        <w:color w:val="000000"/>
       </w:rPr>
     </w:tblStylePr>
     <w:tblStylePr w:type="nwCell">
       <w:rPr>
-        <w:color w:val="000000" w:themeColor="text1"/>
+        <w:color w:val="000000"/>
       </w:rPr>
     </w:tblStylePr>
   </w:style>
@@ -22055,7 +22301,7 @@
       <w:spacing w:after="0" w:line="240" w:lineRule="auto"/>
     </w:pPr>
     <w:rPr>
-      <w:color w:val="000000" w:themeColor="text1"/>
+      <w:color w:val="000000"/>
     </w:rPr>
     <w:tblPr>
       <w:tblStyleRowBandSize w:val="1"/>
@@ -22101,7 +22347,7 @@
       <w:rPr>
         <w:b/>
         <w:bCs/>
-        <w:color w:val="FFFFFF" w:themeColor="background1"/>
+        <w:color w:val="000000"/>
       </w:rPr>
       <w:tblPr/>
       <w:tcPr>
@@ -22113,7 +22359,7 @@
     </w:tblStylePr>
     <w:tblStylePr w:type="firstCol">
       <w:rPr>
-        <w:color w:val="FFFFFF" w:themeColor="background1"/>
+        <w:color w:val="000000"/>
       </w:rPr>
       <w:tblPr/>
       <w:tcPr>
@@ -22130,7 +22376,7 @@
     </w:tblStylePr>
     <w:tblStylePr w:type="lastCol">
       <w:rPr>
-        <w:color w:val="FFFFFF" w:themeColor="background1"/>
+        <w:color w:val="000000"/>
       </w:rPr>
       <w:tblPr/>
       <w:tcPr>
@@ -22159,12 +22405,12 @@
     </w:tblStylePr>
     <w:tblStylePr w:type="neCell">
       <w:rPr>
-        <w:color w:val="000000" w:themeColor="text1"/>
+        <w:color w:val="000000"/>
       </w:rPr>
     </w:tblStylePr>
     <w:tblStylePr w:type="nwCell">
       <w:rPr>
-        <w:color w:val="000000" w:themeColor="text1"/>
+        <w:color w:val="000000"/>
       </w:rPr>
     </w:tblStylePr>
   </w:style>
@@ -22177,7 +22423,7 @@
       <w:spacing w:after="0" w:line="240" w:lineRule="auto"/>
     </w:pPr>
     <w:rPr>
-      <w:color w:val="000000" w:themeColor="text1"/>
+      <w:color w:val="000000"/>
     </w:rPr>
     <w:tblPr>
       <w:tblStyleRowBandSize w:val="1"/>
@@ -22223,7 +22469,7 @@
       <w:rPr>
         <w:b/>
         <w:bCs/>
-        <w:color w:val="FFFFFF" w:themeColor="background1"/>
+        <w:color w:val="000000"/>
       </w:rPr>
       <w:tblPr/>
       <w:tcPr>
@@ -22235,7 +22481,7 @@
     </w:tblStylePr>
     <w:tblStylePr w:type="firstCol">
       <w:rPr>
-        <w:color w:val="FFFFFF" w:themeColor="background1"/>
+        <w:color w:val="000000"/>
       </w:rPr>
       <w:tblPr/>
       <w:tcPr>
@@ -22252,7 +22498,7 @@
     </w:tblStylePr>
     <w:tblStylePr w:type="lastCol">
       <w:rPr>
-        <w:color w:val="FFFFFF" w:themeColor="background1"/>
+        <w:color w:val="000000"/>
       </w:rPr>
       <w:tblPr/>
       <w:tcPr>
@@ -22281,12 +22527,12 @@
     </w:tblStylePr>
     <w:tblStylePr w:type="neCell">
       <w:rPr>
-        <w:color w:val="000000" w:themeColor="text1"/>
+        <w:color w:val="000000"/>
       </w:rPr>
     </w:tblStylePr>
     <w:tblStylePr w:type="nwCell">
       <w:rPr>
-        <w:color w:val="000000" w:themeColor="text1"/>
+        <w:color w:val="000000"/>
       </w:rPr>
     </w:tblStylePr>
   </w:style>
@@ -22299,7 +22545,7 @@
       <w:spacing w:after="0" w:line="240" w:lineRule="auto"/>
     </w:pPr>
     <w:rPr>
-      <w:color w:val="000000" w:themeColor="text1"/>
+      <w:color w:val="000000"/>
     </w:rPr>
     <w:tblPr>
       <w:tblStyleRowBandSize w:val="1"/>
@@ -22345,7 +22591,7 @@
       <w:rPr>
         <w:b/>
         <w:bCs/>
-        <w:color w:val="FFFFFF" w:themeColor="background1"/>
+        <w:color w:val="000000"/>
       </w:rPr>
       <w:tblPr/>
       <w:tcPr>
@@ -22357,7 +22603,7 @@
     </w:tblStylePr>
     <w:tblStylePr w:type="firstCol">
       <w:rPr>
-        <w:color w:val="FFFFFF" w:themeColor="background1"/>
+        <w:color w:val="000000"/>
       </w:rPr>
       <w:tblPr/>
       <w:tcPr>
@@ -22374,7 +22620,7 @@
     </w:tblStylePr>
     <w:tblStylePr w:type="lastCol">
       <w:rPr>
-        <w:color w:val="FFFFFF" w:themeColor="background1"/>
+        <w:color w:val="000000"/>
       </w:rPr>
       <w:tblPr/>
       <w:tcPr>
@@ -22411,7 +22657,7 @@
       <w:spacing w:after="0" w:line="240" w:lineRule="auto"/>
     </w:pPr>
     <w:rPr>
-      <w:color w:val="000000" w:themeColor="text1"/>
+      <w:color w:val="000000"/>
     </w:rPr>
     <w:tblPr>
       <w:tblStyleRowBandSize w:val="1"/>
@@ -22457,7 +22703,7 @@
       <w:rPr>
         <w:b/>
         <w:bCs/>
-        <w:color w:val="FFFFFF" w:themeColor="background1"/>
+        <w:color w:val="000000"/>
       </w:rPr>
       <w:tblPr/>
       <w:tcPr>
@@ -22469,7 +22715,7 @@
     </w:tblStylePr>
     <w:tblStylePr w:type="firstCol">
       <w:rPr>
-        <w:color w:val="FFFFFF" w:themeColor="background1"/>
+        <w:color w:val="000000"/>
       </w:rPr>
       <w:tblPr/>
       <w:tcPr>
@@ -22486,7 +22732,7 @@
     </w:tblStylePr>
     <w:tblStylePr w:type="lastCol">
       <w:rPr>
-        <w:color w:val="FFFFFF" w:themeColor="background1"/>
+        <w:color w:val="000000"/>
       </w:rPr>
       <w:tblPr/>
       <w:tcPr>
@@ -22515,12 +22761,12 @@
     </w:tblStylePr>
     <w:tblStylePr w:type="neCell">
       <w:rPr>
-        <w:color w:val="000000" w:themeColor="text1"/>
+        <w:color w:val="000000"/>
       </w:rPr>
     </w:tblStylePr>
     <w:tblStylePr w:type="nwCell">
       <w:rPr>
-        <w:color w:val="000000" w:themeColor="text1"/>
+        <w:color w:val="000000"/>
       </w:rPr>
     </w:tblStylePr>
   </w:style>
@@ -22533,7 +22779,7 @@
       <w:spacing w:after="0" w:line="240" w:lineRule="auto"/>
     </w:pPr>
     <w:rPr>
-      <w:color w:val="000000" w:themeColor="text1"/>
+      <w:color w:val="000000"/>
     </w:rPr>
     <w:tblPr>
       <w:tblStyleRowBandSize w:val="1"/>
@@ -22579,7 +22825,7 @@
       <w:rPr>
         <w:b/>
         <w:bCs/>
-        <w:color w:val="FFFFFF" w:themeColor="background1"/>
+        <w:color w:val="000000"/>
       </w:rPr>
       <w:tblPr/>
       <w:tcPr>
@@ -22591,7 +22837,7 @@
     </w:tblStylePr>
     <w:tblStylePr w:type="firstCol">
       <w:rPr>
-        <w:color w:val="FFFFFF" w:themeColor="background1"/>
+        <w:color w:val="000000"/>
       </w:rPr>
       <w:tblPr/>
       <w:tcPr>
@@ -22608,7 +22854,7 @@
     </w:tblStylePr>
     <w:tblStylePr w:type="lastCol">
       <w:rPr>
-        <w:color w:val="FFFFFF" w:themeColor="background1"/>
+        <w:color w:val="000000"/>
       </w:rPr>
       <w:tblPr/>
       <w:tcPr>
@@ -22637,12 +22883,12 @@
     </w:tblStylePr>
     <w:tblStylePr w:type="neCell">
       <w:rPr>
-        <w:color w:val="000000" w:themeColor="text1"/>
+        <w:color w:val="000000"/>
       </w:rPr>
     </w:tblStylePr>
     <w:tblStylePr w:type="nwCell">
       <w:rPr>
-        <w:color w:val="000000" w:themeColor="text1"/>
+        <w:color w:val="000000"/>
       </w:rPr>
     </w:tblStylePr>
   </w:style>
@@ -22655,7 +22901,7 @@
       <w:spacing w:after="0" w:line="240" w:lineRule="auto"/>
     </w:pPr>
     <w:rPr>
-      <w:color w:val="000000" w:themeColor="text1"/>
+      <w:color w:val="000000"/>
     </w:rPr>
     <w:tblPr>
       <w:tblStyleRowBandSize w:val="1"/>
@@ -22701,7 +22947,7 @@
       <w:rPr>
         <w:b/>
         <w:bCs/>
-        <w:color w:val="FFFFFF" w:themeColor="background1"/>
+        <w:color w:val="000000"/>
       </w:rPr>
       <w:tblPr/>
       <w:tcPr>
@@ -22713,7 +22959,7 @@
     </w:tblStylePr>
     <w:tblStylePr w:type="firstCol">
       <w:rPr>
-        <w:color w:val="FFFFFF" w:themeColor="background1"/>
+        <w:color w:val="000000"/>
       </w:rPr>
       <w:tblPr/>
       <w:tcPr>
@@ -22730,7 +22976,7 @@
     </w:tblStylePr>
     <w:tblStylePr w:type="lastCol">
       <w:rPr>
-        <w:color w:val="FFFFFF" w:themeColor="background1"/>
+        <w:color w:val="000000"/>
       </w:rPr>
       <w:tblPr/>
       <w:tcPr>
@@ -22759,12 +23005,12 @@
     </w:tblStylePr>
     <w:tblStylePr w:type="neCell">
       <w:rPr>
-        <w:color w:val="000000" w:themeColor="text1"/>
+        <w:color w:val="000000"/>
       </w:rPr>
     </w:tblStylePr>
     <w:tblStylePr w:type="nwCell">
       <w:rPr>
-        <w:color w:val="000000" w:themeColor="text1"/>
+        <w:color w:val="000000"/>
       </w:rPr>
     </w:tblStylePr>
   </w:style>
@@ -22777,7 +23023,7 @@
       <w:spacing w:after="0" w:line="240" w:lineRule="auto"/>
     </w:pPr>
     <w:rPr>
-      <w:color w:val="000000" w:themeColor="text1"/>
+      <w:color w:val="000000"/>
     </w:rPr>
     <w:tblPr>
       <w:tblStyleRowBandSize w:val="1"/>
@@ -22797,7 +23043,7 @@
       <w:rPr>
         <w:b/>
         <w:bCs/>
-        <w:color w:val="FFFFFF" w:themeColor="background1"/>
+        <w:color w:val="000000"/>
       </w:rPr>
       <w:tblPr/>
       <w:tcPr>
@@ -22811,7 +23057,7 @@
       <w:rPr>
         <w:b/>
         <w:bCs/>
-        <w:color w:val="9E3A38" w:themeColor="accent2" w:themeShade="CC"/>
+        <w:color w:val="000000"/>
       </w:rPr>
       <w:tblPr/>
       <w:tcPr>
@@ -22863,7 +23109,7 @@
       <w:spacing w:after="0" w:line="240" w:lineRule="auto"/>
     </w:pPr>
     <w:rPr>
-      <w:color w:val="000000" w:themeColor="text1"/>
+      <w:color w:val="000000"/>
     </w:rPr>
     <w:tblPr>
       <w:tblStyleRowBandSize w:val="1"/>
@@ -22883,7 +23129,7 @@
       <w:rPr>
         <w:b/>
         <w:bCs/>
-        <w:color w:val="FFFFFF" w:themeColor="background1"/>
+        <w:color w:val="000000"/>
       </w:rPr>
       <w:tblPr/>
       <w:tcPr>
@@ -22897,7 +23143,7 @@
       <w:rPr>
         <w:b/>
         <w:bCs/>
-        <w:color w:val="9E3A38" w:themeColor="accent2" w:themeShade="CC"/>
+        <w:color w:val="000000"/>
       </w:rPr>
       <w:tblPr/>
       <w:tcPr>
@@ -22949,7 +23195,7 @@
       <w:spacing w:after="0" w:line="240" w:lineRule="auto"/>
     </w:pPr>
     <w:rPr>
-      <w:color w:val="000000" w:themeColor="text1"/>
+      <w:color w:val="000000"/>
     </w:rPr>
     <w:tblPr>
       <w:tblStyleRowBandSize w:val="1"/>
@@ -22969,7 +23215,7 @@
       <w:rPr>
         <w:b/>
         <w:bCs/>
-        <w:color w:val="FFFFFF" w:themeColor="background1"/>
+        <w:color w:val="000000"/>
       </w:rPr>
       <w:tblPr/>
       <w:tcPr>
@@ -22983,7 +23229,7 @@
       <w:rPr>
         <w:b/>
         <w:bCs/>
-        <w:color w:val="9E3A38" w:themeColor="accent2" w:themeShade="CC"/>
+        <w:color w:val="000000"/>
       </w:rPr>
       <w:tblPr/>
       <w:tcPr>
@@ -23035,7 +23281,7 @@
       <w:spacing w:after="0" w:line="240" w:lineRule="auto"/>
     </w:pPr>
     <w:rPr>
-      <w:color w:val="000000" w:themeColor="text1"/>
+      <w:color w:val="000000"/>
     </w:rPr>
     <w:tblPr>
       <w:tblStyleRowBandSize w:val="1"/>
@@ -23055,7 +23301,7 @@
       <w:rPr>
         <w:b/>
         <w:bCs/>
-        <w:color w:val="FFFFFF" w:themeColor="background1"/>
+        <w:color w:val="000000"/>
       </w:rPr>
       <w:tblPr/>
       <w:tcPr>
@@ -23069,7 +23315,7 @@
       <w:rPr>
         <w:b/>
         <w:bCs/>
-        <w:color w:val="664E82" w:themeColor="accent4" w:themeShade="CC"/>
+        <w:color w:val="000000"/>
       </w:rPr>
       <w:tblPr/>
       <w:tcPr>
@@ -23121,7 +23367,7 @@
       <w:spacing w:after="0" w:line="240" w:lineRule="auto"/>
     </w:pPr>
     <w:rPr>
-      <w:color w:val="000000" w:themeColor="text1"/>
+      <w:color w:val="000000"/>
     </w:rPr>
     <w:tblPr>
       <w:tblStyleRowBandSize w:val="1"/>
@@ -23141,7 +23387,7 @@
       <w:rPr>
         <w:b/>
         <w:bCs/>
-        <w:color w:val="FFFFFF" w:themeColor="background1"/>
+        <w:color w:val="000000"/>
       </w:rPr>
       <w:tblPr/>
       <w:tcPr>
@@ -23155,7 +23401,7 @@
       <w:rPr>
         <w:b/>
         <w:bCs/>
-        <w:color w:val="7E9C40" w:themeColor="accent3" w:themeShade="CC"/>
+        <w:color w:val="000000"/>
       </w:rPr>
       <w:tblPr/>
       <w:tcPr>
@@ -23207,7 +23453,7 @@
       <w:spacing w:after="0" w:line="240" w:lineRule="auto"/>
     </w:pPr>
     <w:rPr>
-      <w:color w:val="000000" w:themeColor="text1"/>
+      <w:color w:val="000000"/>
     </w:rPr>
     <w:tblPr>
       <w:tblStyleRowBandSize w:val="1"/>
@@ -23227,7 +23473,7 @@
       <w:rPr>
         <w:b/>
         <w:bCs/>
-        <w:color w:val="FFFFFF" w:themeColor="background1"/>
+        <w:color w:val="000000"/>
       </w:rPr>
       <w:tblPr/>
       <w:tcPr>
@@ -23241,7 +23487,7 @@
       <w:rPr>
         <w:b/>
         <w:bCs/>
-        <w:color w:val="F2730A" w:themeColor="accent6" w:themeShade="CC"/>
+        <w:color w:val="000000"/>
       </w:rPr>
       <w:tblPr/>
       <w:tcPr>
@@ -23293,7 +23539,7 @@
       <w:spacing w:after="0" w:line="240" w:lineRule="auto"/>
     </w:pPr>
     <w:rPr>
-      <w:color w:val="000000" w:themeColor="text1"/>
+      <w:color w:val="000000"/>
     </w:rPr>
     <w:tblPr>
       <w:tblStyleRowBandSize w:val="1"/>
@@ -23313,7 +23559,7 @@
       <w:rPr>
         <w:b/>
         <w:bCs/>
-        <w:color w:val="FFFFFF" w:themeColor="background1"/>
+        <w:color w:val="000000"/>
       </w:rPr>
       <w:tblPr/>
       <w:tcPr>
@@ -23327,7 +23573,7 @@
       <w:rPr>
         <w:b/>
         <w:bCs/>
-        <w:color w:val="348DA5" w:themeColor="accent5" w:themeShade="CC"/>
+        <w:color w:val="000000"/>
       </w:rPr>
       <w:tblPr/>
       <w:tcPr>
@@ -23379,7 +23625,7 @@
       <w:spacing w:after="0" w:line="240" w:lineRule="auto"/>
     </w:pPr>
     <w:rPr>
-      <w:color w:val="000000" w:themeColor="text1"/>
+      <w:color w:val="000000"/>
     </w:rPr>
     <w:tblPr>
       <w:tblStyleRowBandSize w:val="1"/>
@@ -23412,7 +23658,7 @@
       <w:rPr>
         <w:b/>
         <w:bCs/>
-        <w:color w:val="000000" w:themeColor="text1"/>
+        <w:color w:val="000000"/>
       </w:rPr>
       <w:tblPr/>
       <w:tcPr>
@@ -23421,7 +23667,7 @@
     </w:tblStylePr>
     <w:tblStylePr w:type="firstCol">
       <w:rPr>
-        <w:color w:val="FFFFFF" w:themeColor="background1"/>
+        <w:color w:val="000000"/>
       </w:rPr>
       <w:tblPr/>
       <w:tcPr>
@@ -23430,7 +23676,7 @@
     </w:tblStylePr>
     <w:tblStylePr w:type="lastCol">
       <w:rPr>
-        <w:color w:val="FFFFFF" w:themeColor="background1"/>
+        <w:color w:val="000000"/>
       </w:rPr>
       <w:tblPr/>
       <w:tcPr>
@@ -23459,7 +23705,7 @@
       <w:spacing w:after="0" w:line="240" w:lineRule="auto"/>
     </w:pPr>
     <w:rPr>
-      <w:color w:val="000000" w:themeColor="text1"/>
+      <w:color w:val="000000"/>
     </w:rPr>
     <w:tblPr>
       <w:tblStyleRowBandSize w:val="1"/>
@@ -23492,7 +23738,7 @@
       <w:rPr>
         <w:b/>
         <w:bCs/>
-        <w:color w:val="000000" w:themeColor="text1"/>
+        <w:color w:val="000000"/>
       </w:rPr>
       <w:tblPr/>
       <w:tcPr>
@@ -23501,7 +23747,7 @@
     </w:tblStylePr>
     <w:tblStylePr w:type="firstCol">
       <w:rPr>
-        <w:color w:val="FFFFFF" w:themeColor="background1"/>
+        <w:color w:val="000000"/>
       </w:rPr>
       <w:tblPr/>
       <w:tcPr>
@@ -23510,7 +23756,7 @@
     </w:tblStylePr>
     <w:tblStylePr w:type="lastCol">
       <w:rPr>
-        <w:color w:val="FFFFFF" w:themeColor="background1"/>
+        <w:color w:val="000000"/>
       </w:rPr>
       <w:tblPr/>
       <w:tcPr>
@@ -23539,7 +23785,7 @@
       <w:spacing w:after="0" w:line="240" w:lineRule="auto"/>
     </w:pPr>
     <w:rPr>
-      <w:color w:val="000000" w:themeColor="text1"/>
+      <w:color w:val="000000"/>
     </w:rPr>
     <w:tblPr>
       <w:tblStyleRowBandSize w:val="1"/>
@@ -23572,7 +23818,7 @@
       <w:rPr>
         <w:b/>
         <w:bCs/>
-        <w:color w:val="000000" w:themeColor="text1"/>
+        <w:color w:val="000000"/>
       </w:rPr>
       <w:tblPr/>
       <w:tcPr>
@@ -23581,7 +23827,7 @@
     </w:tblStylePr>
     <w:tblStylePr w:type="firstCol">
       <w:rPr>
-        <w:color w:val="FFFFFF" w:themeColor="background1"/>
+        <w:color w:val="000000"/>
       </w:rPr>
       <w:tblPr/>
       <w:tcPr>
@@ -23590,7 +23836,7 @@
     </w:tblStylePr>
     <w:tblStylePr w:type="lastCol">
       <w:rPr>
-        <w:color w:val="FFFFFF" w:themeColor="background1"/>
+        <w:color w:val="000000"/>
       </w:rPr>
       <w:tblPr/>
       <w:tcPr>
@@ -23619,7 +23865,7 @@
       <w:spacing w:after="0" w:line="240" w:lineRule="auto"/>
     </w:pPr>
     <w:rPr>
-      <w:color w:val="000000" w:themeColor="text1"/>
+      <w:color w:val="000000"/>
     </w:rPr>
     <w:tblPr>
       <w:tblStyleRowBandSize w:val="1"/>
@@ -23652,7 +23898,7 @@
       <w:rPr>
         <w:b/>
         <w:bCs/>
-        <w:color w:val="000000" w:themeColor="text1"/>
+        <w:color w:val="000000"/>
       </w:rPr>
       <w:tblPr/>
       <w:tcPr>
@@ -23661,7 +23907,7 @@
     </w:tblStylePr>
     <w:tblStylePr w:type="firstCol">
       <w:rPr>
-        <w:color w:val="FFFFFF" w:themeColor="background1"/>
+        <w:color w:val="000000"/>
       </w:rPr>
       <w:tblPr/>
       <w:tcPr>
@@ -23670,7 +23916,7 @@
     </w:tblStylePr>
     <w:tblStylePr w:type="lastCol">
       <w:rPr>
-        <w:color w:val="FFFFFF" w:themeColor="background1"/>
+        <w:color w:val="000000"/>
       </w:rPr>
       <w:tblPr/>
       <w:tcPr>
@@ -23699,7 +23945,7 @@
       <w:spacing w:after="0" w:line="240" w:lineRule="auto"/>
     </w:pPr>
     <w:rPr>
-      <w:color w:val="000000" w:themeColor="text1"/>
+      <w:color w:val="000000"/>
     </w:rPr>
     <w:tblPr>
       <w:tblStyleRowBandSize w:val="1"/>
@@ -23732,7 +23978,7 @@
       <w:rPr>
         <w:b/>
         <w:bCs/>
-        <w:color w:val="000000" w:themeColor="text1"/>
+        <w:color w:val="000000"/>
       </w:rPr>
       <w:tblPr/>
       <w:tcPr>
@@ -23741,7 +23987,7 @@
     </w:tblStylePr>
     <w:tblStylePr w:type="firstCol">
       <w:rPr>
-        <w:color w:val="FFFFFF" w:themeColor="background1"/>
+        <w:color w:val="000000"/>
       </w:rPr>
       <w:tblPr/>
       <w:tcPr>
@@ -23750,7 +23996,7 @@
     </w:tblStylePr>
     <w:tblStylePr w:type="lastCol">
       <w:rPr>
-        <w:color w:val="FFFFFF" w:themeColor="background1"/>
+        <w:color w:val="000000"/>
       </w:rPr>
       <w:tblPr/>
       <w:tcPr>
@@ -23779,7 +24025,7 @@
       <w:spacing w:after="0" w:line="240" w:lineRule="auto"/>
     </w:pPr>
     <w:rPr>
-      <w:color w:val="000000" w:themeColor="text1"/>
+      <w:color w:val="000000"/>
     </w:rPr>
     <w:tblPr>
       <w:tblStyleRowBandSize w:val="1"/>
@@ -23812,7 +24058,7 @@
       <w:rPr>
         <w:b/>
         <w:bCs/>
-        <w:color w:val="000000" w:themeColor="text1"/>
+        <w:color w:val="000000"/>
       </w:rPr>
       <w:tblPr/>
       <w:tcPr>
@@ -23821,7 +24067,7 @@
     </w:tblStylePr>
     <w:tblStylePr w:type="firstCol">
       <w:rPr>
-        <w:color w:val="FFFFFF" w:themeColor="background1"/>
+        <w:color w:val="000000"/>
       </w:rPr>
       <w:tblPr/>
       <w:tcPr>
@@ -23830,7 +24076,7 @@
     </w:tblStylePr>
     <w:tblStylePr w:type="lastCol">
       <w:rPr>
-        <w:color w:val="FFFFFF" w:themeColor="background1"/>
+        <w:color w:val="000000"/>
       </w:rPr>
       <w:tblPr/>
       <w:tcPr>
@@ -23859,7 +24105,7 @@
       <w:spacing w:after="0" w:line="240" w:lineRule="auto"/>
     </w:pPr>
     <w:rPr>
-      <w:color w:val="000000" w:themeColor="text1"/>
+      <w:color w:val="000000"/>
     </w:rPr>
     <w:tblPr>
       <w:tblStyleRowBandSize w:val="1"/>
@@ -23892,7 +24138,7 @@
       <w:rPr>
         <w:b/>
         <w:bCs/>
-        <w:color w:val="000000" w:themeColor="text1"/>
+        <w:color w:val="000000"/>
       </w:rPr>
       <w:tblPr/>
       <w:tcPr>
@@ -23901,7 +24147,7 @@
     </w:tblStylePr>
     <w:tblStylePr w:type="firstCol">
       <w:rPr>
-        <w:color w:val="FFFFFF" w:themeColor="background1"/>
+        <w:color w:val="000000"/>
       </w:rPr>
       <w:tblPr/>
       <w:tcPr>
@@ -23910,7 +24156,7 @@
     </w:tblStylePr>
     <w:tblStylePr w:type="lastCol">
       <w:rPr>
-        <w:color w:val="FFFFFF" w:themeColor="background1"/>
+        <w:color w:val="000000"/>
       </w:rPr>
       <w:tblPr/>
       <w:tcPr>
